--- a/paper/SUBMISSION_CHECKLIST.docx
+++ b/paper/SUBMISSION_CHECKLIST.docx
@@ -2,7 +2,7 @@
 <file path=word/document.xml><?xml version="1.0" encoding="utf-8"?>
 <w:document xmlns:w="http://schemas.openxmlformats.org/wordprocessingml/2006/main" xmlns:m="http://schemas.openxmlformats.org/officeDocument/2006/math" xmlns:r="http://schemas.openxmlformats.org/officeDocument/2006/relationships" xmlns:o="urn:schemas-microsoft-com:office:office" xmlns:v="urn:schemas-microsoft-com:vml" xmlns:w10="urn:schemas-microsoft-com:office:word" xmlns:a="http://schemas.openxmlformats.org/drawingml/2006/main" xmlns:pic="http://schemas.openxmlformats.org/drawingml/2006/picture" xmlns:wp="http://schemas.openxmlformats.org/drawingml/2006/wordprocessingDrawing">
   <w:body>
-    <w:bookmarkStart w:id="13" w:name="X60b781f7bb818b2fc53a92ebfd922bb1a83c530"/>
+    <w:bookmarkStart w:id="16" w:name="X60b781f7bb818b2fc53a92ebfd922bb1a83c530"/>
     <w:p>
       <w:pPr>
         <w:pStyle w:val="Heading1"/>
@@ -16,6 +16,243 @@
         <w:pStyle w:val="FirstParagraph"/>
       </w:pPr>
       <w:r>
+        <w:t xml:space="preserve">Updated 2026-09-02 (final pass). Manuscript updated to release v0.2.0, cover letter rebuilt</w:t>
+      </w:r>
+      <w:r>
+        <w:t xml:space="preserve"> </w:t>
+      </w:r>
+      <w:r>
+        <w:t xml:space="preserve">on the Odinzen letterhead, gates re-run. Ready for the two submission clicks below.</w:t>
+      </w:r>
+    </w:p>
+    <w:bookmarkStart w:id="9" w:name="done-2026-09-02-third-pass"/>
+    <w:p>
+      <w:pPr>
+        <w:pStyle w:val="Heading2"/>
+      </w:pPr>
+      <w:r>
+        <w:t xml:space="preserve">Done (2026-09-02, third pass)</w:t>
+      </w:r>
+    </w:p>
+    <w:p>
+      <w:pPr>
+        <w:pStyle w:val="Compact"/>
+        <w:numPr>
+          <w:ilvl w:val="0"/>
+          <w:numId w:val="1001"/>
+        </w:numPr>
+      </w:pPr>
+      <w:r>
+        <w:t xml:space="preserve">main pushed (public repo now matches the deployed site) and release v0.2.0 tagged and pushed.</w:t>
+      </w:r>
+    </w:p>
+    <w:p>
+      <w:pPr>
+        <w:pStyle w:val="Compact"/>
+        <w:numPr>
+          <w:ilvl w:val="0"/>
+          <w:numId w:val="1001"/>
+        </w:numPr>
+      </w:pPr>
+      <w:r>
+        <w:t xml:space="preserve">Manuscript updated to v0.2.0: browser-application section lists all five tools including</w:t>
+      </w:r>
+      <w:r>
+        <w:t xml:space="preserve"> </w:t>
+      </w:r>
+      <w:r>
+        <w:t xml:space="preserve">session uploads and the live solver for any loaded three-cation file; the reuse section</w:t>
+      </w:r>
+      <w:r>
+        <w:t xml:space="preserve"> </w:t>
+      </w:r>
+      <w:r>
+        <w:t xml:space="preserve">records the in-browser hull covering loaded ternaries (was future work, now shipped);</w:t>
+      </w:r>
+      <w:r>
+        <w:t xml:space="preserve"> </w:t>
+      </w:r>
+      <w:r>
+        <w:t xml:space="preserve">software-location and data-availability blocks bumped; docx and PDF rebuilt from the md.</w:t>
+      </w:r>
+    </w:p>
+    <w:p>
+      <w:pPr>
+        <w:pStyle w:val="Compact"/>
+        <w:numPr>
+          <w:ilvl w:val="0"/>
+          <w:numId w:val="1001"/>
+        </w:numPr>
+      </w:pPr>
+      <w:r>
+        <w:t xml:space="preserve">Cover letter rebuilt on the Odinzen letterhead template (header block, footer logo),</w:t>
+      </w:r>
+      <w:r>
+        <w:t xml:space="preserve"> </w:t>
+      </w:r>
+      <w:r>
+        <w:t xml:space="preserve">dated 2 September 2026, v0.2.0 archive line; PDF rendered and visually checked.</w:t>
+      </w:r>
+    </w:p>
+    <w:p>
+      <w:pPr>
+        <w:pStyle w:val="Compact"/>
+        <w:numPr>
+          <w:ilvl w:val="0"/>
+          <w:numId w:val="1001"/>
+        </w:numPr>
+      </w:pPr>
+      <w:r>
+        <w:t xml:space="preserve">Gate record: argus order on the rebuilt docx is green (26 in-text / 26 list in</w:t>
+      </w:r>
+      <w:r>
+        <w:t xml:space="preserve"> </w:t>
+      </w:r>
+      <w:r>
+        <w:t xml:space="preserve">first-appearance order; tables 1-2 and figures 1-3 resolve). The reference list is</w:t>
+      </w:r>
+      <w:r>
+        <w:t xml:space="preserve"> </w:t>
+      </w:r>
+      <w:r>
+        <w:t xml:space="preserve">hash-identical to the 2026-08-25 build (sha256 prefix 9bac98bda6192e47), so the 08-25</w:t>
+      </w:r>
+      <w:r>
+        <w:t xml:space="preserve"> </w:t>
+      </w:r>
+      <w:r>
+        <w:t xml:space="preserve">metadata gate (24 registry-resolved, 2 hand-verified monographs, suspects adjudicated)</w:t>
+      </w:r>
+      <w:r>
+        <w:t xml:space="preserve"> </w:t>
+      </w:r>
+      <w:r>
+        <w:t xml:space="preserve">carries to this build unchanged.</w:t>
+      </w:r>
+    </w:p>
+    <w:bookmarkEnd w:id="9"/>
+    <w:bookmarkStart w:id="10" w:name="remaining---michaels-two-clicks"/>
+    <w:p>
+      <w:pPr>
+        <w:pStyle w:val="Heading2"/>
+      </w:pPr>
+      <w:r>
+        <w:t xml:space="preserve">Remaining - Michael’s two clicks</w:t>
+      </w:r>
+    </w:p>
+    <w:p>
+      <w:pPr>
+        <w:pStyle w:val="Compact"/>
+        <w:numPr>
+          <w:ilvl w:val="0"/>
+          <w:numId w:val="1002"/>
+        </w:numPr>
+      </w:pPr>
+      <w:r>
+        <w:rPr>
+          <w:b/>
+          <w:bCs/>
+        </w:rPr>
+        <w:t xml:space="preserve">Zenodo DOI (do first; JORS wants a persistent archive):</w:t>
+      </w:r>
+      <w:r>
+        <w:t xml:space="preserve"> </w:t>
+      </w:r>
+      <w:r>
+        <w:t xml:space="preserve">zenodo.org -&gt; log in with</w:t>
+      </w:r>
+      <w:r>
+        <w:t xml:space="preserve"> </w:t>
+      </w:r>
+      <w:r>
+        <w:t xml:space="preserve">GitHub -&gt; enable the hephaestus-mqmqa-public repository toggle -&gt; on GitHub, the existing</w:t>
+      </w:r>
+      <w:r>
+        <w:t xml:space="preserve"> </w:t>
+      </w:r>
+      <w:r>
+        <w:t xml:space="preserve">v0.2.0 release triggers the deposit (or click</w:t>
+      </w:r>
+      <w:r>
+        <w:t xml:space="preserve"> </w:t>
+      </w:r>
+      <w:r>
+        <w:t xml:space="preserve">“create release”</w:t>
+      </w:r>
+      <w:r>
+        <w:t xml:space="preserve"> </w:t>
+      </w:r>
+      <w:r>
+        <w:t xml:space="preserve">again if needed). Copy the</w:t>
+      </w:r>
+      <w:r>
+        <w:t xml:space="preserve"> </w:t>
+      </w:r>
+      <w:r>
+        <w:t xml:space="preserve">minted DOI into the JORS form when asked.</w:t>
+      </w:r>
+    </w:p>
+    <w:p>
+      <w:pPr>
+        <w:pStyle w:val="Compact"/>
+        <w:numPr>
+          <w:ilvl w:val="0"/>
+          <w:numId w:val="1002"/>
+        </w:numPr>
+      </w:pPr>
+      <w:r>
+        <w:rPr>
+          <w:b/>
+          <w:bCs/>
+        </w:rPr>
+        <w:t xml:space="preserve">JORS portal:</w:t>
+      </w:r>
+      <w:r>
+        <w:t xml:space="preserve"> </w:t>
+      </w:r>
+      <w:r>
+        <w:t xml:space="preserve">openresearchsoftware.metajnl.com -&gt; submit -&gt; upload the manuscript docx,</w:t>
+      </w:r>
+      <w:r>
+        <w:t xml:space="preserve"> </w:t>
+      </w:r>
+      <w:r>
+        <w:t xml:space="preserve">the three figures, and the cover letter from this package.</w:t>
+      </w:r>
+    </w:p>
+    <w:p>
+      <w:pPr>
+        <w:pStyle w:val="Compact"/>
+        <w:numPr>
+          <w:ilvl w:val="0"/>
+          <w:numId w:val="1002"/>
+        </w:numPr>
+      </w:pPr>
+      <w:r>
+        <w:t xml:space="preserve">Optional, after submission: SSRN (MatSciRN) preprint from the same PDF, feeding the</w:t>
+      </w:r>
+      <w:r>
+        <w:t xml:space="preserve"> </w:t>
+      </w:r>
+      <w:r>
+        <w:t xml:space="preserve">LinkedIn series.</w:t>
+      </w:r>
+    </w:p>
+    <w:bookmarkEnd w:id="10"/>
+    <w:bookmarkStart w:id="11" w:name="prior-passes"/>
+    <w:p>
+      <w:pPr>
+        <w:pStyle w:val="Heading2"/>
+      </w:pPr>
+      <w:r>
+        <w:t xml:space="preserve">Prior passes</w:t>
+      </w:r>
+    </w:p>
+    <w:p>
+      <w:pPr>
+        <w:pStyle w:val="FirstParagraph"/>
+      </w:pPr>
+      <w:r>
         <w:t xml:space="preserve">Updated 2026-08-25 (second pass). The bibliography is now Zotero-generated, the</w:t>
       </w:r>
       <w:r>
@@ -25,7 +262,8 @@
         <w:t xml:space="preserve">repository is public, and v0.1.0 is tagged. The list below is what remains.</w:t>
       </w:r>
     </w:p>
-    <w:bookmarkStart w:id="9" w:name="done-2026-08-25"/>
+    <w:bookmarkEnd w:id="11"/>
+    <w:bookmarkStart w:id="12" w:name="done-2026-08-25"/>
     <w:p>
       <w:pPr>
         <w:pStyle w:val="Heading2"/>
@@ -39,7 +277,7 @@
         <w:pStyle w:val="Compact"/>
         <w:numPr>
           <w:ilvl w:val="0"/>
-          <w:numId w:val="1001"/>
+          <w:numId w:val="1003"/>
         </w:numPr>
       </w:pPr>
       <w:r>
@@ -51,7 +289,7 @@
         <w:pStyle w:val="Compact"/>
         <w:numPr>
           <w:ilvl w:val="0"/>
-          <w:numId w:val="1001"/>
+          <w:numId w:val="1003"/>
         </w:numPr>
       </w:pPr>
       <w:r>
@@ -63,7 +301,7 @@
         <w:pStyle w:val="Compact"/>
         <w:numPr>
           <w:ilvl w:val="0"/>
-          <w:numId w:val="1001"/>
+          <w:numId w:val="1003"/>
         </w:numPr>
       </w:pPr>
       <w:r>
@@ -87,7 +325,7 @@
         <w:pStyle w:val="Compact"/>
         <w:numPr>
           <w:ilvl w:val="0"/>
-          <w:numId w:val="1001"/>
+          <w:numId w:val="1003"/>
         </w:numPr>
       </w:pPr>
       <w:r>
@@ -129,7 +367,7 @@
         <w:pStyle w:val="Compact"/>
         <w:numPr>
           <w:ilvl w:val="0"/>
-          <w:numId w:val="1001"/>
+          <w:numId w:val="1003"/>
         </w:numPr>
       </w:pPr>
       <w:r>
@@ -142,8 +380,8 @@
         <w:t xml:space="preserve">release v0.1.0.</w:t>
       </w:r>
     </w:p>
-    <w:bookmarkEnd w:id="9"/>
-    <w:bookmarkStart w:id="10" w:name="remaining-before-submission"/>
+    <w:bookmarkEnd w:id="12"/>
+    <w:bookmarkStart w:id="13" w:name="remaining-before-submission"/>
     <w:p>
       <w:pPr>
         <w:pStyle w:val="Heading2"/>
@@ -157,7 +395,7 @@
         <w:pStyle w:val="Compact"/>
         <w:numPr>
           <w:ilvl w:val="0"/>
-          <w:numId w:val="1002"/>
+          <w:numId w:val="1004"/>
         </w:numPr>
       </w:pPr>
       <w:r>
@@ -212,7 +450,7 @@
         <w:pStyle w:val="Compact"/>
         <w:numPr>
           <w:ilvl w:val="0"/>
-          <w:numId w:val="1002"/>
+          <w:numId w:val="1004"/>
         </w:numPr>
       </w:pPr>
       <w:r>
@@ -240,7 +478,7 @@
         <w:pStyle w:val="Compact"/>
         <w:numPr>
           <w:ilvl w:val="0"/>
-          <w:numId w:val="1002"/>
+          <w:numId w:val="1004"/>
         </w:numPr>
       </w:pPr>
       <w:r>
@@ -280,7 +518,7 @@
         <w:pStyle w:val="Compact"/>
         <w:numPr>
           <w:ilvl w:val="0"/>
-          <w:numId w:val="1002"/>
+          <w:numId w:val="1004"/>
         </w:numPr>
       </w:pPr>
       <w:r>
@@ -297,8 +535,8 @@
         <w:t xml:space="preserve">if submission is not on 2026-08-25.</w:t>
       </w:r>
     </w:p>
-    <w:bookmarkEnd w:id="10"/>
-    <w:bookmarkStart w:id="11" w:name="X0b0de9608375c0b510d028c84fe6ac621772307"/>
+    <w:bookmarkEnd w:id="13"/>
+    <w:bookmarkStart w:id="14" w:name="X0b0de9608375c0b510d028c84fe6ac621772307"/>
     <w:p>
       <w:pPr>
         <w:pStyle w:val="Heading2"/>
@@ -312,7 +550,7 @@
         <w:pStyle w:val="Compact"/>
         <w:numPr>
           <w:ilvl w:val="0"/>
-          <w:numId w:val="1003"/>
+          <w:numId w:val="1005"/>
         </w:numPr>
       </w:pPr>
       <w:r>
@@ -342,7 +580,7 @@
         <w:pStyle w:val="Compact"/>
         <w:numPr>
           <w:ilvl w:val="0"/>
-          <w:numId w:val="1003"/>
+          <w:numId w:val="1005"/>
         </w:numPr>
       </w:pPr>
       <w:r>
@@ -354,7 +592,7 @@
         <w:pStyle w:val="Compact"/>
         <w:numPr>
           <w:ilvl w:val="0"/>
-          <w:numId w:val="1003"/>
+          <w:numId w:val="1005"/>
         </w:numPr>
       </w:pPr>
       <w:r>
@@ -366,7 +604,7 @@
         <w:pStyle w:val="Compact"/>
         <w:numPr>
           <w:ilvl w:val="0"/>
-          <w:numId w:val="1003"/>
+          <w:numId w:val="1005"/>
         </w:numPr>
       </w:pPr>
       <w:r>
@@ -378,7 +616,7 @@
         <w:pStyle w:val="Compact"/>
         <w:numPr>
           <w:ilvl w:val="0"/>
-          <w:numId w:val="1003"/>
+          <w:numId w:val="1005"/>
         </w:numPr>
       </w:pPr>
       <w:r>
@@ -390,7 +628,7 @@
         <w:pStyle w:val="Compact"/>
         <w:numPr>
           <w:ilvl w:val="0"/>
-          <w:numId w:val="1003"/>
+          <w:numId w:val="1005"/>
         </w:numPr>
       </w:pPr>
       <w:r>
@@ -402,7 +640,7 @@
         <w:pStyle w:val="Compact"/>
         <w:numPr>
           <w:ilvl w:val="0"/>
-          <w:numId w:val="1003"/>
+          <w:numId w:val="1005"/>
         </w:numPr>
       </w:pPr>
       <w:r>
@@ -415,8 +653,8 @@
         <w:t xml:space="preserve">black, Odinzen-only byline, references render correctly.</w:t>
       </w:r>
     </w:p>
-    <w:bookmarkEnd w:id="11"/>
-    <w:bookmarkStart w:id="12" w:name="notes"/>
+    <w:bookmarkEnd w:id="14"/>
+    <w:bookmarkStart w:id="15" w:name="notes"/>
     <w:p>
       <w:pPr>
         <w:pStyle w:val="Heading2"/>
@@ -430,7 +668,7 @@
         <w:pStyle w:val="Compact"/>
         <w:numPr>
           <w:ilvl w:val="0"/>
-          <w:numId w:val="1004"/>
+          <w:numId w:val="1006"/>
         </w:numPr>
       </w:pPr>
       <w:r>
@@ -448,7 +686,7 @@
         <w:pStyle w:val="Compact"/>
         <w:numPr>
           <w:ilvl w:val="0"/>
-          <w:numId w:val="1004"/>
+          <w:numId w:val="1006"/>
         </w:numPr>
       </w:pPr>
       <w:r>
@@ -460,7 +698,7 @@
         <w:pStyle w:val="Compact"/>
         <w:numPr>
           <w:ilvl w:val="0"/>
-          <w:numId w:val="1004"/>
+          <w:numId w:val="1006"/>
         </w:numPr>
       </w:pPr>
       <w:r>
@@ -473,8 +711,8 @@
         <w:t xml:space="preserve">added in revision if reviewers ask.</w:t>
       </w:r>
     </w:p>
-    <w:bookmarkEnd w:id="12"/>
-    <w:bookmarkEnd w:id="13"/>
+    <w:bookmarkEnd w:id="15"/>
+    <w:bookmarkEnd w:id="16"/>
     <w:sectPr>
       <w:footnotePr>
         <w:numRestart w:val="eachSect"/>
@@ -813,6 +1051,39 @@
     <w:abstractNumId w:val="991"/>
   </w:num>
   <w:num w:numId="1004">
+    <w:abstractNumId w:val="99411"/>
+    <w:lvlOverride w:ilvl="0">
+      <w:startOverride w:val="1"/>
+    </w:lvlOverride>
+    <w:lvlOverride w:ilvl="1">
+      <w:startOverride w:val="1"/>
+    </w:lvlOverride>
+    <w:lvlOverride w:ilvl="2">
+      <w:startOverride w:val="1"/>
+    </w:lvlOverride>
+    <w:lvlOverride w:ilvl="3">
+      <w:startOverride w:val="1"/>
+    </w:lvlOverride>
+    <w:lvlOverride w:ilvl="4">
+      <w:startOverride w:val="1"/>
+    </w:lvlOverride>
+    <w:lvlOverride w:ilvl="5">
+      <w:startOverride w:val="1"/>
+    </w:lvlOverride>
+    <w:lvlOverride w:ilvl="6">
+      <w:startOverride w:val="1"/>
+    </w:lvlOverride>
+    <w:lvlOverride w:ilvl="7">
+      <w:startOverride w:val="1"/>
+    </w:lvlOverride>
+    <w:lvlOverride w:ilvl="8">
+      <w:startOverride w:val="1"/>
+    </w:lvlOverride>
+  </w:num>
+  <w:num w:numId="1005">
+    <w:abstractNumId w:val="991"/>
+  </w:num>
+  <w:num w:numId="1006">
     <w:abstractNumId w:val="991"/>
   </w:num>
 </w:numbering>
@@ -839,13 +1110,6 @@
   <w:style w:default="1" w:styleId="Normal" w:type="paragraph">
     <w:name w:val="Normal"/>
     <w:qFormat/>
-    <w:pPr>
-      <w:jc w:val="both"/>
-    </w:pPr>
-    <w:rPr>
-      <w:rFonts w:ascii="Times New Roman" w:cs="Times New Roman" w:hAnsi="Times New Roman"/>
-      <w:color w:val="000000"/>
-    </w:rPr>
   </w:style>
   <w:style w:styleId="BodyText" w:type="paragraph">
     <w:name w:val="Body Text"/>
@@ -929,7 +1193,7 @@
     <w:rsid w:val="00A10FD9"/>
     <w:rPr>
       <w:rFonts w:cstheme="majorBidi" w:eastAsiaTheme="majorEastAsia"/>
-      <w:color w:val="000000"/>
+      <w:color w:themeColor="text1" w:themeTint="A6" w:val="595959"/>
       <w:spacing w:val="15"/>
       <w:sz w:val="28"/>
       <w:szCs w:val="28"/>
@@ -1019,7 +1283,7 @@
     </w:pPr>
     <w:rPr>
       <w:rFonts w:asciiTheme="majorHAnsi" w:cstheme="majorBidi" w:eastAsiaTheme="majorEastAsia" w:hAnsiTheme="majorHAnsi"/>
-      <w:color w:val="000000"/>
+      <w:color w:themeColor="accent1" w:themeShade="BF" w:val="0F4761"/>
       <w:sz w:val="40"/>
       <w:szCs w:val="40"/>
     </w:rPr>
@@ -1042,7 +1306,7 @@
     </w:pPr>
     <w:rPr>
       <w:rFonts w:asciiTheme="majorHAnsi" w:cstheme="majorBidi" w:eastAsiaTheme="majorEastAsia" w:hAnsiTheme="majorHAnsi"/>
-      <w:color w:val="000000"/>
+      <w:color w:themeColor="accent1" w:themeShade="BF" w:val="0F4761"/>
       <w:sz w:val="32"/>
       <w:szCs w:val="32"/>
     </w:rPr>
@@ -1065,7 +1329,7 @@
     </w:pPr>
     <w:rPr>
       <w:rFonts w:cstheme="majorBidi" w:eastAsiaTheme="majorEastAsia"/>
-      <w:color w:val="000000"/>
+      <w:color w:themeColor="accent1" w:themeShade="BF" w:val="0F4761"/>
       <w:sz w:val="28"/>
       <w:szCs w:val="28"/>
     </w:rPr>
@@ -1090,7 +1354,7 @@
       <w:rFonts w:cstheme="majorBidi" w:eastAsiaTheme="majorEastAsia"/>
       <w:i/>
       <w:iCs/>
-      <w:color w:val="000000"/>
+      <w:color w:themeColor="accent1" w:themeShade="BF" w:val="0F4761"/>
     </w:rPr>
   </w:style>
   <w:style w:styleId="Heading5" w:type="paragraph">
@@ -1111,7 +1375,7 @@
     </w:pPr>
     <w:rPr>
       <w:rFonts w:cstheme="majorBidi" w:eastAsiaTheme="majorEastAsia"/>
-      <w:color w:val="000000"/>
+      <w:color w:themeColor="accent1" w:themeShade="BF" w:val="0F4761"/>
     </w:rPr>
   </w:style>
   <w:style w:styleId="Heading6" w:type="paragraph">
@@ -1134,7 +1398,7 @@
       <w:rFonts w:cstheme="majorBidi" w:eastAsiaTheme="majorEastAsia"/>
       <w:i/>
       <w:iCs/>
-      <w:color w:val="000000"/>
+      <w:color w:themeColor="text1" w:themeTint="A6" w:val="595959"/>
     </w:rPr>
   </w:style>
   <w:style w:styleId="Heading7" w:type="paragraph">
@@ -1155,7 +1419,7 @@
     </w:pPr>
     <w:rPr>
       <w:rFonts w:cstheme="majorBidi" w:eastAsiaTheme="majorEastAsia"/>
-      <w:color w:val="000000"/>
+      <w:color w:themeColor="text1" w:themeTint="A6" w:val="595959"/>
     </w:rPr>
   </w:style>
   <w:style w:styleId="Heading8" w:type="paragraph">
@@ -1178,7 +1442,7 @@
       <w:rFonts w:cstheme="majorBidi" w:eastAsiaTheme="majorEastAsia"/>
       <w:i/>
       <w:iCs/>
-      <w:color w:val="000000"/>
+      <w:color w:themeColor="text1" w:themeTint="D8" w:val="272727"/>
     </w:rPr>
   </w:style>
   <w:style w:styleId="Heading9" w:type="paragraph">
@@ -1199,7 +1463,7 @@
     </w:pPr>
     <w:rPr>
       <w:rFonts w:cstheme="majorBidi" w:eastAsiaTheme="majorEastAsia"/>
-      <w:color w:val="000000"/>
+      <w:color w:themeColor="text1" w:themeTint="D8" w:val="272727"/>
     </w:rPr>
   </w:style>
   <w:style w:customStyle="1" w:styleId="Heading1Char" w:type="character">
@@ -1210,7 +1474,7 @@
     <w:rsid w:val="00A10FD9"/>
     <w:rPr>
       <w:rFonts w:asciiTheme="majorHAnsi" w:cstheme="majorBidi" w:eastAsiaTheme="majorEastAsia" w:hAnsiTheme="majorHAnsi"/>
-      <w:color w:val="000000"/>
+      <w:color w:themeColor="accent1" w:themeShade="BF" w:val="0F4761"/>
       <w:sz w:val="40"/>
       <w:szCs w:val="40"/>
     </w:rPr>
@@ -1224,7 +1488,7 @@
     <w:rsid w:val="00A10FD9"/>
     <w:rPr>
       <w:rFonts w:asciiTheme="majorHAnsi" w:cstheme="majorBidi" w:eastAsiaTheme="majorEastAsia" w:hAnsiTheme="majorHAnsi"/>
-      <w:color w:val="000000"/>
+      <w:color w:themeColor="accent1" w:themeShade="BF" w:val="0F4761"/>
       <w:sz w:val="32"/>
       <w:szCs w:val="32"/>
     </w:rPr>
@@ -1238,7 +1502,7 @@
     <w:rsid w:val="00A10FD9"/>
     <w:rPr>
       <w:rFonts w:cstheme="majorBidi" w:eastAsiaTheme="majorEastAsia"/>
-      <w:color w:val="000000"/>
+      <w:color w:themeColor="accent1" w:themeShade="BF" w:val="0F4761"/>
       <w:sz w:val="28"/>
       <w:szCs w:val="28"/>
     </w:rPr>
@@ -1254,7 +1518,7 @@
       <w:rFonts w:cstheme="majorBidi" w:eastAsiaTheme="majorEastAsia"/>
       <w:i/>
       <w:iCs/>
-      <w:color w:val="000000"/>
+      <w:color w:themeColor="accent1" w:themeShade="BF" w:val="0F4761"/>
     </w:rPr>
   </w:style>
   <w:style w:customStyle="1" w:styleId="Heading5Char" w:type="character">
@@ -1266,7 +1530,7 @@
     <w:rsid w:val="00A10FD9"/>
     <w:rPr>
       <w:rFonts w:cstheme="majorBidi" w:eastAsiaTheme="majorEastAsia"/>
-      <w:color w:val="000000"/>
+      <w:color w:themeColor="accent1" w:themeShade="BF" w:val="0F4761"/>
     </w:rPr>
   </w:style>
   <w:style w:customStyle="1" w:styleId="Heading6Char" w:type="character">
@@ -1280,7 +1544,7 @@
       <w:rFonts w:cstheme="majorBidi" w:eastAsiaTheme="majorEastAsia"/>
       <w:i/>
       <w:iCs/>
-      <w:color w:val="000000"/>
+      <w:color w:themeColor="text1" w:themeTint="A6" w:val="595959"/>
     </w:rPr>
   </w:style>
   <w:style w:customStyle="1" w:styleId="Heading7Char" w:type="character">
@@ -1292,7 +1556,7 @@
     <w:rsid w:val="00A10FD9"/>
     <w:rPr>
       <w:rFonts w:cstheme="majorBidi" w:eastAsiaTheme="majorEastAsia"/>
-      <w:color w:val="000000"/>
+      <w:color w:themeColor="text1" w:themeTint="A6" w:val="595959"/>
     </w:rPr>
   </w:style>
   <w:style w:customStyle="1" w:styleId="Heading8Char" w:type="character">
@@ -1306,7 +1570,7 @@
       <w:rFonts w:cstheme="majorBidi" w:eastAsiaTheme="majorEastAsia"/>
       <w:i/>
       <w:iCs/>
-      <w:color w:val="000000"/>
+      <w:color w:themeColor="text1" w:themeTint="D8" w:val="272727"/>
     </w:rPr>
   </w:style>
   <w:style w:customStyle="1" w:styleId="Heading9Char" w:type="character">
@@ -1318,7 +1582,7 @@
     <w:rsid w:val="00A10FD9"/>
     <w:rPr>
       <w:rFonts w:cstheme="majorBidi" w:eastAsiaTheme="majorEastAsia"/>
-      <w:color w:val="000000"/>
+      <w:color w:themeColor="text1" w:themeTint="D8" w:val="272727"/>
     </w:rPr>
   </w:style>
   <w:style w:styleId="BlockText" w:type="paragraph">
@@ -1460,7 +1724,7 @@
     <w:name w:val="Hyperlink"/>
     <w:basedOn w:val="BodyTextChar"/>
     <w:rPr>
-      <w:color w:val="000000"/>
+      <w:color w:themeColor="accent1" w:val="4F81BD"/>
     </w:rPr>
   </w:style>
   <w:style w:styleId="TOCHeading" w:type="paragraph">
@@ -1478,10 +1742,10 @@
       <w:rFonts w:asciiTheme="majorHAnsi" w:cstheme="majorBidi" w:eastAsiaTheme="majorEastAsia" w:hAnsiTheme="majorHAnsi"/>
       <w:b w:val="0"/>
       <w:bCs w:val="0"/>
-      <w:color w:val="000000"/>
-    </w:rPr>
-  </w:style>
-  <w:style w:customStyle="1" w:styleId="SourceCode" w:type="paragraph">
+      <w:color w:themeColor="accent1" w:themeShade="BF" w:val="365F91"/>
+    </w:rPr>
+  </w:style>
+  <w:style w:type="paragraph" w:customStyle="1" w:styleId="SourceCode">
     <w:name w:val="Source Code"/>
     <w:basedOn w:val="Normal"/>
     <w:link w:val="VerbatimChar"/>
@@ -1489,228 +1753,228 @@
       <w:wordWrap w:val="off"/>
     </w:pPr>
   </w:style>
-  <w:style w:customStyle="1" w:styleId="KeywordTok" w:type="character">
+  <w:style w:type="character" w:customStyle="1" w:styleId="KeywordTok">
     <w:name w:val="KeywordTok"/>
     <w:basedOn w:val="VerbatimChar"/>
     <w:rPr>
       <w:b/>
-      <w:color w:val="000000"/>
-    </w:rPr>
-  </w:style>
-  <w:style w:customStyle="1" w:styleId="DataTypeTok" w:type="character">
+      <w:color w:val="007020"/>
+    </w:rPr>
+  </w:style>
+  <w:style w:type="character" w:customStyle="1" w:styleId="DataTypeTok">
     <w:name w:val="DataTypeTok"/>
     <w:basedOn w:val="VerbatimChar"/>
     <w:rPr>
-      <w:color w:val="000000"/>
-    </w:rPr>
-  </w:style>
-  <w:style w:customStyle="1" w:styleId="DecValTok" w:type="character">
+      <w:color w:val="902000"/>
+    </w:rPr>
+  </w:style>
+  <w:style w:type="character" w:customStyle="1" w:styleId="DecValTok">
     <w:name w:val="DecValTok"/>
     <w:basedOn w:val="VerbatimChar"/>
     <w:rPr>
-      <w:color w:val="000000"/>
-    </w:rPr>
-  </w:style>
-  <w:style w:customStyle="1" w:styleId="BaseNTok" w:type="character">
+      <w:color w:val="40a070"/>
+    </w:rPr>
+  </w:style>
+  <w:style w:type="character" w:customStyle="1" w:styleId="BaseNTok">
     <w:name w:val="BaseNTok"/>
     <w:basedOn w:val="VerbatimChar"/>
     <w:rPr>
-      <w:color w:val="000000"/>
-    </w:rPr>
-  </w:style>
-  <w:style w:customStyle="1" w:styleId="FloatTok" w:type="character">
+      <w:color w:val="40a070"/>
+    </w:rPr>
+  </w:style>
+  <w:style w:type="character" w:customStyle="1" w:styleId="FloatTok">
     <w:name w:val="FloatTok"/>
     <w:basedOn w:val="VerbatimChar"/>
     <w:rPr>
-      <w:color w:val="000000"/>
-    </w:rPr>
-  </w:style>
-  <w:style w:customStyle="1" w:styleId="ConstantTok" w:type="character">
+      <w:color w:val="40a070"/>
+    </w:rPr>
+  </w:style>
+  <w:style w:type="character" w:customStyle="1" w:styleId="ConstantTok">
     <w:name w:val="ConstantTok"/>
     <w:basedOn w:val="VerbatimChar"/>
     <w:rPr>
-      <w:color w:val="000000"/>
-    </w:rPr>
-  </w:style>
-  <w:style w:customStyle="1" w:styleId="CharTok" w:type="character">
+      <w:color w:val="880000"/>
+    </w:rPr>
+  </w:style>
+  <w:style w:type="character" w:customStyle="1" w:styleId="CharTok">
     <w:name w:val="CharTok"/>
     <w:basedOn w:val="VerbatimChar"/>
     <w:rPr>
-      <w:color w:val="000000"/>
-    </w:rPr>
-  </w:style>
-  <w:style w:customStyle="1" w:styleId="SpecialCharTok" w:type="character">
+      <w:color w:val="4070a0"/>
+    </w:rPr>
+  </w:style>
+  <w:style w:type="character" w:customStyle="1" w:styleId="SpecialCharTok">
     <w:name w:val="SpecialCharTok"/>
     <w:basedOn w:val="VerbatimChar"/>
     <w:rPr>
-      <w:color w:val="000000"/>
-    </w:rPr>
-  </w:style>
-  <w:style w:customStyle="1" w:styleId="StringTok" w:type="character">
+      <w:color w:val="4070a0"/>
+    </w:rPr>
+  </w:style>
+  <w:style w:type="character" w:customStyle="1" w:styleId="StringTok">
     <w:name w:val="StringTok"/>
     <w:basedOn w:val="VerbatimChar"/>
     <w:rPr>
-      <w:color w:val="000000"/>
-    </w:rPr>
-  </w:style>
-  <w:style w:customStyle="1" w:styleId="VerbatimStringTok" w:type="character">
+      <w:color w:val="4070a0"/>
+    </w:rPr>
+  </w:style>
+  <w:style w:type="character" w:customStyle="1" w:styleId="VerbatimStringTok">
     <w:name w:val="VerbatimStringTok"/>
     <w:basedOn w:val="VerbatimChar"/>
     <w:rPr>
-      <w:color w:val="000000"/>
-    </w:rPr>
-  </w:style>
-  <w:style w:customStyle="1" w:styleId="SpecialStringTok" w:type="character">
+      <w:color w:val="4070a0"/>
+    </w:rPr>
+  </w:style>
+  <w:style w:type="character" w:customStyle="1" w:styleId="SpecialStringTok">
     <w:name w:val="SpecialStringTok"/>
     <w:basedOn w:val="VerbatimChar"/>
     <w:rPr>
-      <w:color w:val="000000"/>
-    </w:rPr>
-  </w:style>
-  <w:style w:customStyle="1" w:styleId="ImportTok" w:type="character">
+      <w:color w:val="bb6688"/>
+    </w:rPr>
+  </w:style>
+  <w:style w:type="character" w:customStyle="1" w:styleId="ImportTok">
     <w:name w:val="ImportTok"/>
     <w:basedOn w:val="VerbatimChar"/>
     <w:rPr>
       <w:b/>
-      <w:color w:val="000000"/>
-    </w:rPr>
-  </w:style>
-  <w:style w:customStyle="1" w:styleId="CommentTok" w:type="character">
+      <w:color w:val="008000"/>
+    </w:rPr>
+  </w:style>
+  <w:style w:type="character" w:customStyle="1" w:styleId="CommentTok">
     <w:name w:val="CommentTok"/>
     <w:basedOn w:val="VerbatimChar"/>
     <w:rPr>
       <w:i/>
-      <w:color w:val="000000"/>
-    </w:rPr>
-  </w:style>
-  <w:style w:customStyle="1" w:styleId="DocumentationTok" w:type="character">
+      <w:color w:val="60a0b0"/>
+    </w:rPr>
+  </w:style>
+  <w:style w:type="character" w:customStyle="1" w:styleId="DocumentationTok">
     <w:name w:val="DocumentationTok"/>
     <w:basedOn w:val="VerbatimChar"/>
     <w:rPr>
       <w:i/>
-      <w:color w:val="000000"/>
-    </w:rPr>
-  </w:style>
-  <w:style w:customStyle="1" w:styleId="AnnotationTok" w:type="character">
+      <w:color w:val="ba2121"/>
+    </w:rPr>
+  </w:style>
+  <w:style w:type="character" w:customStyle="1" w:styleId="AnnotationTok">
     <w:name w:val="AnnotationTok"/>
     <w:basedOn w:val="VerbatimChar"/>
     <w:rPr>
       <w:b/>
       <w:i/>
-      <w:color w:val="000000"/>
-    </w:rPr>
-  </w:style>
-  <w:style w:customStyle="1" w:styleId="CommentVarTok" w:type="character">
+      <w:color w:val="60a0b0"/>
+    </w:rPr>
+  </w:style>
+  <w:style w:type="character" w:customStyle="1" w:styleId="CommentVarTok">
     <w:name w:val="CommentVarTok"/>
     <w:basedOn w:val="VerbatimChar"/>
     <w:rPr>
       <w:b/>
       <w:i/>
-      <w:color w:val="000000"/>
-    </w:rPr>
-  </w:style>
-  <w:style w:customStyle="1" w:styleId="OtherTok" w:type="character">
+      <w:color w:val="60a0b0"/>
+    </w:rPr>
+  </w:style>
+  <w:style w:type="character" w:customStyle="1" w:styleId="OtherTok">
     <w:name w:val="OtherTok"/>
     <w:basedOn w:val="VerbatimChar"/>
     <w:rPr>
-      <w:color w:val="000000"/>
-    </w:rPr>
-  </w:style>
-  <w:style w:customStyle="1" w:styleId="FunctionTok" w:type="character">
+      <w:color w:val="007020"/>
+    </w:rPr>
+  </w:style>
+  <w:style w:type="character" w:customStyle="1" w:styleId="FunctionTok">
     <w:name w:val="FunctionTok"/>
     <w:basedOn w:val="VerbatimChar"/>
     <w:rPr>
-      <w:color w:val="000000"/>
-    </w:rPr>
-  </w:style>
-  <w:style w:customStyle="1" w:styleId="VariableTok" w:type="character">
+      <w:color w:val="06287e"/>
+    </w:rPr>
+  </w:style>
+  <w:style w:type="character" w:customStyle="1" w:styleId="VariableTok">
     <w:name w:val="VariableTok"/>
     <w:basedOn w:val="VerbatimChar"/>
     <w:rPr>
-      <w:color w:val="000000"/>
-    </w:rPr>
-  </w:style>
-  <w:style w:customStyle="1" w:styleId="ControlFlowTok" w:type="character">
+      <w:color w:val="19177c"/>
+    </w:rPr>
+  </w:style>
+  <w:style w:type="character" w:customStyle="1" w:styleId="ControlFlowTok">
     <w:name w:val="ControlFlowTok"/>
     <w:basedOn w:val="VerbatimChar"/>
     <w:rPr>
       <w:b/>
-      <w:color w:val="000000"/>
-    </w:rPr>
-  </w:style>
-  <w:style w:customStyle="1" w:styleId="OperatorTok" w:type="character">
+      <w:color w:val="007020"/>
+    </w:rPr>
+  </w:style>
+  <w:style w:type="character" w:customStyle="1" w:styleId="OperatorTok">
     <w:name w:val="OperatorTok"/>
     <w:basedOn w:val="VerbatimChar"/>
     <w:rPr>
-      <w:color w:val="000000"/>
-    </w:rPr>
-  </w:style>
-  <w:style w:customStyle="1" w:styleId="BuiltInTok" w:type="character">
+      <w:color w:val="666666"/>
+    </w:rPr>
+  </w:style>
+  <w:style w:type="character" w:customStyle="1" w:styleId="BuiltInTok">
     <w:name w:val="BuiltInTok"/>
     <w:basedOn w:val="VerbatimChar"/>
     <w:rPr>
-      <w:color w:val="000000"/>
-    </w:rPr>
-  </w:style>
-  <w:style w:customStyle="1" w:styleId="ExtensionTok" w:type="character">
+      <w:color w:val="008000"/>
+    </w:rPr>
+  </w:style>
+  <w:style w:type="character" w:customStyle="1" w:styleId="ExtensionTok">
     <w:name w:val="ExtensionTok"/>
     <w:basedOn w:val="VerbatimChar"/>
     <w:rPr/>
   </w:style>
-  <w:style w:customStyle="1" w:styleId="PreprocessorTok" w:type="character">
+  <w:style w:type="character" w:customStyle="1" w:styleId="PreprocessorTok">
     <w:name w:val="PreprocessorTok"/>
     <w:basedOn w:val="VerbatimChar"/>
     <w:rPr>
-      <w:color w:val="000000"/>
-    </w:rPr>
-  </w:style>
-  <w:style w:customStyle="1" w:styleId="AttributeTok" w:type="character">
+      <w:color w:val="bc7a00"/>
+    </w:rPr>
+  </w:style>
+  <w:style w:type="character" w:customStyle="1" w:styleId="AttributeTok">
     <w:name w:val="AttributeTok"/>
     <w:basedOn w:val="VerbatimChar"/>
     <w:rPr>
-      <w:color w:val="000000"/>
-    </w:rPr>
-  </w:style>
-  <w:style w:customStyle="1" w:styleId="RegionMarkerTok" w:type="character">
+      <w:color w:val="7d9029"/>
+    </w:rPr>
+  </w:style>
+  <w:style w:type="character" w:customStyle="1" w:styleId="RegionMarkerTok">
     <w:name w:val="RegionMarkerTok"/>
     <w:basedOn w:val="VerbatimChar"/>
     <w:rPr/>
   </w:style>
-  <w:style w:customStyle="1" w:styleId="InformationTok" w:type="character">
+  <w:style w:type="character" w:customStyle="1" w:styleId="InformationTok">
     <w:name w:val="InformationTok"/>
     <w:basedOn w:val="VerbatimChar"/>
     <w:rPr>
       <w:b/>
       <w:i/>
-      <w:color w:val="000000"/>
-    </w:rPr>
-  </w:style>
-  <w:style w:customStyle="1" w:styleId="WarningTok" w:type="character">
+      <w:color w:val="60a0b0"/>
+    </w:rPr>
+  </w:style>
+  <w:style w:type="character" w:customStyle="1" w:styleId="WarningTok">
     <w:name w:val="WarningTok"/>
     <w:basedOn w:val="VerbatimChar"/>
     <w:rPr>
       <w:b/>
       <w:i/>
-      <w:color w:val="000000"/>
-    </w:rPr>
-  </w:style>
-  <w:style w:customStyle="1" w:styleId="AlertTok" w:type="character">
+      <w:color w:val="60a0b0"/>
+    </w:rPr>
+  </w:style>
+  <w:style w:type="character" w:customStyle="1" w:styleId="AlertTok">
     <w:name w:val="AlertTok"/>
     <w:basedOn w:val="VerbatimChar"/>
     <w:rPr>
       <w:b/>
-      <w:color w:val="000000"/>
-    </w:rPr>
-  </w:style>
-  <w:style w:customStyle="1" w:styleId="ErrorTok" w:type="character">
+      <w:color w:val="ff0000"/>
+    </w:rPr>
+  </w:style>
+  <w:style w:type="character" w:customStyle="1" w:styleId="ErrorTok">
     <w:name w:val="ErrorTok"/>
     <w:basedOn w:val="VerbatimChar"/>
     <w:rPr>
       <w:b/>
-      <w:color w:val="000000"/>
-    </w:rPr>
-  </w:style>
-  <w:style w:customStyle="1" w:styleId="NormalTok" w:type="character">
+      <w:color w:val="ff0000"/>
+    </w:rPr>
+  </w:style>
+  <w:style w:type="character" w:customStyle="1" w:styleId="NormalTok">
     <w:name w:val="NormalTok"/>
     <w:basedOn w:val="VerbatimChar"/>
     <w:rPr/>

--- a/paper/SUBMISSION_CHECKLIST.docx
+++ b/paper/SUBMISSION_CHECKLIST.docx
@@ -36,7 +36,6 @@
     </w:p>
     <w:p>
       <w:pPr>
-        <w:pStyle w:val="Compact"/>
         <w:numPr>
           <w:ilvl w:val="0"/>
           <w:numId w:val="1001"/>
@@ -48,7 +47,6 @@
     </w:p>
     <w:p>
       <w:pPr>
-        <w:pStyle w:val="Compact"/>
         <w:numPr>
           <w:ilvl w:val="0"/>
           <w:numId w:val="1001"/>
@@ -78,7 +76,6 @@
     </w:p>
     <w:p>
       <w:pPr>
-        <w:pStyle w:val="Compact"/>
         <w:numPr>
           <w:ilvl w:val="0"/>
           <w:numId w:val="1001"/>
@@ -96,7 +93,6 @@
     </w:p>
     <w:p>
       <w:pPr>
-        <w:pStyle w:val="Compact"/>
         <w:numPr>
           <w:ilvl w:val="0"/>
           <w:numId w:val="1001"/>
@@ -128,6 +124,41 @@
       </w:r>
       <w:r>
         <w:t xml:space="preserve">carries to this build unchanged.</w:t>
+      </w:r>
+    </w:p>
+    <w:p>
+      <w:pPr>
+        <w:numPr>
+          <w:ilvl w:val="0"/>
+          <w:numId w:val="1001"/>
+        </w:numPr>
+      </w:pPr>
+      <w:r>
+        <w:t xml:space="preserve">2026-09-02 addendum: salt-family mention added to the database section with three new</w:t>
+      </w:r>
+      <w:r>
+        <w:t xml:space="preserve"> </w:t>
+      </w:r>
+      <w:r>
+        <w:t xml:space="preserve">registry-verified references (Barin 1995, Hersh &amp; Kleppa 1965, Sangster &amp; Pelton 1987;</w:t>
+      </w:r>
+      <w:r>
+        <w:t xml:space="preserve"> </w:t>
+      </w:r>
+      <w:r>
+        <w:t xml:space="preserve">argus check 3/3 ok, argus order green at 29/29). A wrong first-guess DOI for Hersh &amp;</w:t>
+      </w:r>
+      <w:r>
+        <w:t xml:space="preserve"> </w:t>
+      </w:r>
+      <w:r>
+        <w:t xml:space="preserve">Kleppa (resolved to a different 1965 JCP article) was caught by the gate and corrected</w:t>
+      </w:r>
+      <w:r>
+        <w:t xml:space="preserve"> </w:t>
+      </w:r>
+      <w:r>
+        <w:t xml:space="preserve">to 10.1063/1.1696115 before it entered the list.</w:t>
       </w:r>
     </w:p>
     <w:bookmarkEnd w:id="9"/>

--- a/paper/SUBMISSION_CHECKLIST.docx
+++ b/paper/SUBMISSION_CHECKLIST.docx
@@ -2,7 +2,7 @@
 <file path=word/document.xml><?xml version="1.0" encoding="utf-8"?>
 <w:document xmlns:w="http://schemas.openxmlformats.org/wordprocessingml/2006/main" xmlns:m="http://schemas.openxmlformats.org/officeDocument/2006/math" xmlns:r="http://schemas.openxmlformats.org/officeDocument/2006/relationships" xmlns:o="urn:schemas-microsoft-com:office:office" xmlns:v="urn:schemas-microsoft-com:vml" xmlns:w10="urn:schemas-microsoft-com:office:word" xmlns:a="http://schemas.openxmlformats.org/drawingml/2006/main" xmlns:pic="http://schemas.openxmlformats.org/drawingml/2006/picture" xmlns:wp="http://schemas.openxmlformats.org/drawingml/2006/wordprocessingDrawing">
   <w:body>
-    <w:bookmarkStart w:id="16" w:name="X60b781f7bb818b2fc53a92ebfd922bb1a83c530"/>
+    <w:bookmarkStart w:id="17" w:name="X60b781f7bb818b2fc53a92ebfd922bb1a83c530"/>
     <w:p>
       <w:pPr>
         <w:pStyle w:val="Heading1"/>
@@ -25,12 +25,118 @@
         <w:t xml:space="preserve">on the Odinzen letterhead, gates re-run. Ready for the two submission clicks below.</w:t>
       </w:r>
     </w:p>
-    <w:bookmarkStart w:id="9" w:name="done-2026-09-02-third-pass"/>
+    <w:bookmarkStart w:id="9" w:name="done-2026-09-02-fourth-pass---v0.3.0"/>
     <w:p>
       <w:pPr>
         <w:pStyle w:val="Heading2"/>
       </w:pPr>
       <w:r>
+        <w:t xml:space="preserve">Done (2026-09-02, fourth pass - v0.3.0)</w:t>
+      </w:r>
+    </w:p>
+    <w:p>
+      <w:pPr>
+        <w:pStyle w:val="Compact"/>
+        <w:numPr>
+          <w:ilvl w:val="0"/>
+          <w:numId w:val="1001"/>
+        </w:numPr>
+      </w:pPr>
+      <w:r>
+        <w:t xml:space="preserve">TDB front-end shipped: the engine reads the Thermo-Calc dialect; validated on pycalphad’s</w:t>
+      </w:r>
+      <w:r>
+        <w:t xml:space="preserve"> </w:t>
+      </w:r>
+      <w:r>
+        <w:t xml:space="preserve">own test databases to ~1e-10 J/mol-atom (Al-Zn, Pb-Sn, Al-Mg), out-of-subset models fail</w:t>
+      </w:r>
+      <w:r>
+        <w:t xml:space="preserve"> </w:t>
+      </w:r>
+      <w:r>
+        <w:t xml:space="preserve">loudly, suite now 81 passed. Browser gained alloy mode, the open AlZn.tdb example (own</w:t>
+      </w:r>
+      <w:r>
+        <w:t xml:space="preserve"> </w:t>
+      </w:r>
+      <w:r>
+        <w:t xml:space="preserve">transcription of an Mey 1993 on Dinsdale unaries, verified bit-identical via pycalphad),</w:t>
+      </w:r>
+      <w:r>
+        <w:t xml:space="preserve"> </w:t>
+      </w:r>
+      <w:r>
+        <w:t xml:space="preserve">and Scheil solidification on both chemistries.</w:t>
+      </w:r>
+    </w:p>
+    <w:p>
+      <w:pPr>
+        <w:pStyle w:val="Compact"/>
+        <w:numPr>
+          <w:ilvl w:val="0"/>
+          <w:numId w:val="1001"/>
+        </w:numPr>
+      </w:pPr>
+      <w:r>
+        <w:t xml:space="preserve">Manuscript rewritten around it: universal-reader abstract, workflow-stack introduction</w:t>
+      </w:r>
+      <w:r>
+        <w:t xml:space="preserve"> </w:t>
+      </w:r>
+      <w:r>
+        <w:t xml:space="preserve">(FactSage, Thermo-Calc, OpenCalphad, pycalphad, CemGEMS), ChemSage lineage cited, TDB</w:t>
+      </w:r>
+      <w:r>
+        <w:t xml:space="preserve"> </w:t>
+      </w:r>
+      <w:r>
+        <w:t xml:space="preserve">reader and Python API in Implementation, six-tool browser paragraph with Scheil, QC rows</w:t>
+      </w:r>
+      <w:r>
+        <w:t xml:space="preserve"> </w:t>
+      </w:r>
+      <w:r>
+        <w:t xml:space="preserve">for the TDB oracle and scope guard, release-practice line, and a Worked examples</w:t>
+      </w:r>
+      <w:r>
+        <w:t xml:space="preserve"> </w:t>
+      </w:r>
+      <w:r>
+        <w:t xml:space="preserve">subsection with the salt and alloy listings and Figures 4-5 (run verbatim; outputs match</w:t>
+      </w:r>
+      <w:r>
+        <w:t xml:space="preserve"> </w:t>
+      </w:r>
+      <w:r>
+        <w:t xml:space="preserve">the figures). Five new registry-verified references (argus check 5/5 ok); full renumber</w:t>
+      </w:r>
+      <w:r>
+        <w:t xml:space="preserve"> </w:t>
+      </w:r>
+      <w:r>
+        <w:t xml:space="preserve">to 34 entries, argus order green (34/34, figures 1-5, tables 1-2).</w:t>
+      </w:r>
+    </w:p>
+    <w:p>
+      <w:pPr>
+        <w:pStyle w:val="Compact"/>
+        <w:numPr>
+          <w:ilvl w:val="0"/>
+          <w:numId w:val="1001"/>
+        </w:numPr>
+      </w:pPr>
+      <w:r>
+        <w:t xml:space="preserve">Version bumped to v0.3.0 throughout (software location, data availability, cover letter).</w:t>
+      </w:r>
+    </w:p>
+    <w:bookmarkEnd w:id="9"/>
+    <w:bookmarkStart w:id="10" w:name="done-2026-09-02-third-pass"/>
+    <w:p>
+      <w:pPr>
+        <w:pStyle w:val="Heading2"/>
+      </w:pPr>
+      <w:r>
         <w:t xml:space="preserve">Done (2026-09-02, third pass)</w:t>
       </w:r>
     </w:p>
@@ -38,7 +144,7 @@
       <w:pPr>
         <w:numPr>
           <w:ilvl w:val="0"/>
-          <w:numId w:val="1001"/>
+          <w:numId w:val="1002"/>
         </w:numPr>
       </w:pPr>
       <w:r>
@@ -49,7 +155,7 @@
       <w:pPr>
         <w:numPr>
           <w:ilvl w:val="0"/>
-          <w:numId w:val="1001"/>
+          <w:numId w:val="1002"/>
         </w:numPr>
       </w:pPr>
       <w:r>
@@ -78,7 +184,7 @@
       <w:pPr>
         <w:numPr>
           <w:ilvl w:val="0"/>
-          <w:numId w:val="1001"/>
+          <w:numId w:val="1002"/>
         </w:numPr>
       </w:pPr>
       <w:r>
@@ -95,7 +201,7 @@
       <w:pPr>
         <w:numPr>
           <w:ilvl w:val="0"/>
-          <w:numId w:val="1001"/>
+          <w:numId w:val="1002"/>
         </w:numPr>
       </w:pPr>
       <w:r>
@@ -130,7 +236,7 @@
       <w:pPr>
         <w:numPr>
           <w:ilvl w:val="0"/>
-          <w:numId w:val="1001"/>
+          <w:numId w:val="1002"/>
         </w:numPr>
       </w:pPr>
       <w:r>
@@ -161,8 +267,8 @@
         <w:t xml:space="preserve">to 10.1063/1.1696115 before it entered the list.</w:t>
       </w:r>
     </w:p>
-    <w:bookmarkEnd w:id="9"/>
-    <w:bookmarkStart w:id="10" w:name="remaining---michaels-two-clicks"/>
+    <w:bookmarkEnd w:id="10"/>
+    <w:bookmarkStart w:id="11" w:name="remaining---michaels-two-clicks"/>
     <w:p>
       <w:pPr>
         <w:pStyle w:val="Heading2"/>
@@ -176,7 +282,7 @@
         <w:pStyle w:val="Compact"/>
         <w:numPr>
           <w:ilvl w:val="0"/>
-          <w:numId w:val="1002"/>
+          <w:numId w:val="1003"/>
         </w:numPr>
       </w:pPr>
       <w:r>
@@ -228,7 +334,7 @@
         <w:pStyle w:val="Compact"/>
         <w:numPr>
           <w:ilvl w:val="0"/>
-          <w:numId w:val="1002"/>
+          <w:numId w:val="1003"/>
         </w:numPr>
       </w:pPr>
       <w:r>
@@ -256,7 +362,7 @@
         <w:pStyle w:val="Compact"/>
         <w:numPr>
           <w:ilvl w:val="0"/>
-          <w:numId w:val="1002"/>
+          <w:numId w:val="1003"/>
         </w:numPr>
       </w:pPr>
       <w:r>
@@ -269,8 +375,8 @@
         <w:t xml:space="preserve">LinkedIn series.</w:t>
       </w:r>
     </w:p>
-    <w:bookmarkEnd w:id="10"/>
-    <w:bookmarkStart w:id="11" w:name="prior-passes"/>
+    <w:bookmarkEnd w:id="11"/>
+    <w:bookmarkStart w:id="12" w:name="prior-passes"/>
     <w:p>
       <w:pPr>
         <w:pStyle w:val="Heading2"/>
@@ -293,8 +399,8 @@
         <w:t xml:space="preserve">repository is public, and v0.1.0 is tagged. The list below is what remains.</w:t>
       </w:r>
     </w:p>
-    <w:bookmarkEnd w:id="11"/>
-    <w:bookmarkStart w:id="12" w:name="done-2026-08-25"/>
+    <w:bookmarkEnd w:id="12"/>
+    <w:bookmarkStart w:id="13" w:name="done-2026-08-25"/>
     <w:p>
       <w:pPr>
         <w:pStyle w:val="Heading2"/>
@@ -308,7 +414,7 @@
         <w:pStyle w:val="Compact"/>
         <w:numPr>
           <w:ilvl w:val="0"/>
-          <w:numId w:val="1003"/>
+          <w:numId w:val="1004"/>
         </w:numPr>
       </w:pPr>
       <w:r>
@@ -320,7 +426,7 @@
         <w:pStyle w:val="Compact"/>
         <w:numPr>
           <w:ilvl w:val="0"/>
-          <w:numId w:val="1003"/>
+          <w:numId w:val="1004"/>
         </w:numPr>
       </w:pPr>
       <w:r>
@@ -332,7 +438,7 @@
         <w:pStyle w:val="Compact"/>
         <w:numPr>
           <w:ilvl w:val="0"/>
-          <w:numId w:val="1003"/>
+          <w:numId w:val="1004"/>
         </w:numPr>
       </w:pPr>
       <w:r>
@@ -356,7 +462,7 @@
         <w:pStyle w:val="Compact"/>
         <w:numPr>
           <w:ilvl w:val="0"/>
-          <w:numId w:val="1003"/>
+          <w:numId w:val="1004"/>
         </w:numPr>
       </w:pPr>
       <w:r>
@@ -398,7 +504,7 @@
         <w:pStyle w:val="Compact"/>
         <w:numPr>
           <w:ilvl w:val="0"/>
-          <w:numId w:val="1003"/>
+          <w:numId w:val="1004"/>
         </w:numPr>
       </w:pPr>
       <w:r>
@@ -411,8 +517,8 @@
         <w:t xml:space="preserve">release v0.1.0.</w:t>
       </w:r>
     </w:p>
-    <w:bookmarkEnd w:id="12"/>
-    <w:bookmarkStart w:id="13" w:name="remaining-before-submission"/>
+    <w:bookmarkEnd w:id="13"/>
+    <w:bookmarkStart w:id="14" w:name="remaining-before-submission"/>
     <w:p>
       <w:pPr>
         <w:pStyle w:val="Heading2"/>
@@ -426,7 +532,7 @@
         <w:pStyle w:val="Compact"/>
         <w:numPr>
           <w:ilvl w:val="0"/>
-          <w:numId w:val="1004"/>
+          <w:numId w:val="1005"/>
         </w:numPr>
       </w:pPr>
       <w:r>
@@ -481,7 +587,7 @@
         <w:pStyle w:val="Compact"/>
         <w:numPr>
           <w:ilvl w:val="0"/>
-          <w:numId w:val="1004"/>
+          <w:numId w:val="1005"/>
         </w:numPr>
       </w:pPr>
       <w:r>
@@ -509,7 +615,7 @@
         <w:pStyle w:val="Compact"/>
         <w:numPr>
           <w:ilvl w:val="0"/>
-          <w:numId w:val="1004"/>
+          <w:numId w:val="1005"/>
         </w:numPr>
       </w:pPr>
       <w:r>
@@ -549,7 +655,7 @@
         <w:pStyle w:val="Compact"/>
         <w:numPr>
           <w:ilvl w:val="0"/>
-          <w:numId w:val="1004"/>
+          <w:numId w:val="1005"/>
         </w:numPr>
       </w:pPr>
       <w:r>
@@ -566,8 +672,8 @@
         <w:t xml:space="preserve">if submission is not on 2026-08-25.</w:t>
       </w:r>
     </w:p>
-    <w:bookmarkEnd w:id="13"/>
-    <w:bookmarkStart w:id="14" w:name="X0b0de9608375c0b510d028c84fe6ac621772307"/>
+    <w:bookmarkEnd w:id="14"/>
+    <w:bookmarkStart w:id="15" w:name="X0b0de9608375c0b510d028c84fe6ac621772307"/>
     <w:p>
       <w:pPr>
         <w:pStyle w:val="Heading2"/>
@@ -581,7 +687,7 @@
         <w:pStyle w:val="Compact"/>
         <w:numPr>
           <w:ilvl w:val="0"/>
-          <w:numId w:val="1005"/>
+          <w:numId w:val="1006"/>
         </w:numPr>
       </w:pPr>
       <w:r>
@@ -611,7 +717,7 @@
         <w:pStyle w:val="Compact"/>
         <w:numPr>
           <w:ilvl w:val="0"/>
-          <w:numId w:val="1005"/>
+          <w:numId w:val="1006"/>
         </w:numPr>
       </w:pPr>
       <w:r>
@@ -623,7 +729,7 @@
         <w:pStyle w:val="Compact"/>
         <w:numPr>
           <w:ilvl w:val="0"/>
-          <w:numId w:val="1005"/>
+          <w:numId w:val="1006"/>
         </w:numPr>
       </w:pPr>
       <w:r>
@@ -635,7 +741,7 @@
         <w:pStyle w:val="Compact"/>
         <w:numPr>
           <w:ilvl w:val="0"/>
-          <w:numId w:val="1005"/>
+          <w:numId w:val="1006"/>
         </w:numPr>
       </w:pPr>
       <w:r>
@@ -647,7 +753,7 @@
         <w:pStyle w:val="Compact"/>
         <w:numPr>
           <w:ilvl w:val="0"/>
-          <w:numId w:val="1005"/>
+          <w:numId w:val="1006"/>
         </w:numPr>
       </w:pPr>
       <w:r>
@@ -659,7 +765,7 @@
         <w:pStyle w:val="Compact"/>
         <w:numPr>
           <w:ilvl w:val="0"/>
-          <w:numId w:val="1005"/>
+          <w:numId w:val="1006"/>
         </w:numPr>
       </w:pPr>
       <w:r>
@@ -671,7 +777,7 @@
         <w:pStyle w:val="Compact"/>
         <w:numPr>
           <w:ilvl w:val="0"/>
-          <w:numId w:val="1005"/>
+          <w:numId w:val="1006"/>
         </w:numPr>
       </w:pPr>
       <w:r>
@@ -684,8 +790,8 @@
         <w:t xml:space="preserve">black, Odinzen-only byline, references render correctly.</w:t>
       </w:r>
     </w:p>
-    <w:bookmarkEnd w:id="14"/>
-    <w:bookmarkStart w:id="15" w:name="notes"/>
+    <w:bookmarkEnd w:id="15"/>
+    <w:bookmarkStart w:id="16" w:name="notes"/>
     <w:p>
       <w:pPr>
         <w:pStyle w:val="Heading2"/>
@@ -699,7 +805,7 @@
         <w:pStyle w:val="Compact"/>
         <w:numPr>
           <w:ilvl w:val="0"/>
-          <w:numId w:val="1006"/>
+          <w:numId w:val="1007"/>
         </w:numPr>
       </w:pPr>
       <w:r>
@@ -717,7 +823,7 @@
         <w:pStyle w:val="Compact"/>
         <w:numPr>
           <w:ilvl w:val="0"/>
-          <w:numId w:val="1006"/>
+          <w:numId w:val="1007"/>
         </w:numPr>
       </w:pPr>
       <w:r>
@@ -729,7 +835,7 @@
         <w:pStyle w:val="Compact"/>
         <w:numPr>
           <w:ilvl w:val="0"/>
-          <w:numId w:val="1006"/>
+          <w:numId w:val="1007"/>
         </w:numPr>
       </w:pPr>
       <w:r>
@@ -742,8 +848,8 @@
         <w:t xml:space="preserve">added in revision if reviewers ask.</w:t>
       </w:r>
     </w:p>
-    <w:bookmarkEnd w:id="15"/>
     <w:bookmarkEnd w:id="16"/>
+    <w:bookmarkEnd w:id="17"/>
     <w:sectPr>
       <w:footnotePr>
         <w:numRestart w:val="eachSect"/>
@@ -1049,6 +1155,9 @@
     <w:abstractNumId w:val="991"/>
   </w:num>
   <w:num w:numId="1002">
+    <w:abstractNumId w:val="991"/>
+  </w:num>
+  <w:num w:numId="1003">
     <w:abstractNumId w:val="99411"/>
     <w:lvlOverride w:ilvl="0">
       <w:startOverride w:val="1"/>
@@ -1078,10 +1187,10 @@
       <w:startOverride w:val="1"/>
     </w:lvlOverride>
   </w:num>
-  <w:num w:numId="1003">
+  <w:num w:numId="1004">
     <w:abstractNumId w:val="991"/>
   </w:num>
-  <w:num w:numId="1004">
+  <w:num w:numId="1005">
     <w:abstractNumId w:val="99411"/>
     <w:lvlOverride w:ilvl="0">
       <w:startOverride w:val="1"/>
@@ -1111,10 +1220,10 @@
       <w:startOverride w:val="1"/>
     </w:lvlOverride>
   </w:num>
-  <w:num w:numId="1005">
+  <w:num w:numId="1006">
     <w:abstractNumId w:val="991"/>
   </w:num>
-  <w:num w:numId="1006">
+  <w:num w:numId="1007">
     <w:abstractNumId w:val="991"/>
   </w:num>
 </w:numbering>

--- a/paper/SUBMISSION_CHECKLIST.docx
+++ b/paper/SUBMISSION_CHECKLIST.docx
@@ -2,7 +2,7 @@
 <file path=word/document.xml><?xml version="1.0" encoding="utf-8"?>
 <w:document xmlns:w="http://schemas.openxmlformats.org/wordprocessingml/2006/main" xmlns:m="http://schemas.openxmlformats.org/officeDocument/2006/math" xmlns:r="http://schemas.openxmlformats.org/officeDocument/2006/relationships" xmlns:o="urn:schemas-microsoft-com:office:office" xmlns:v="urn:schemas-microsoft-com:vml" xmlns:w10="urn:schemas-microsoft-com:office:word" xmlns:a="http://schemas.openxmlformats.org/drawingml/2006/main" xmlns:pic="http://schemas.openxmlformats.org/drawingml/2006/picture" xmlns:wp="http://schemas.openxmlformats.org/drawingml/2006/wordprocessingDrawing">
   <w:body>
-    <w:bookmarkStart w:id="17" w:name="X60b781f7bb818b2fc53a92ebfd922bb1a83c530"/>
+    <w:bookmarkStart w:id="18" w:name="X60b781f7bb818b2fc53a92ebfd922bb1a83c530"/>
     <w:p>
       <w:pPr>
         <w:pStyle w:val="Heading1"/>
@@ -16,21 +16,193 @@
         <w:pStyle w:val="FirstParagraph"/>
       </w:pPr>
       <w:r>
-        <w:t xml:space="preserve">Updated 2026-09-02 (final pass). Manuscript updated to release v0.2.0, cover letter rebuilt</w:t>
-      </w:r>
-      <w:r>
-        <w:t xml:space="preserve"> </w:t>
-      </w:r>
-      <w:r>
-        <w:t xml:space="preserve">on the Odinzen letterhead, gates re-run. Ready for the two submission clicks below.</w:t>
-      </w:r>
-    </w:p>
-    <w:bookmarkStart w:id="9" w:name="done-2026-09-02-fourth-pass---v0.3.0"/>
+        <w:t xml:space="preserve">Updated 2026-09-03 (fifth pass, v0.4.0). Title and abstract carry the full scope, gates</w:t>
+      </w:r>
+      <w:r>
+        <w:t xml:space="preserve"> </w:t>
+      </w:r>
+      <w:r>
+        <w:t xml:space="preserve">re-run green. Ready for the two submission clicks below.</w:t>
+      </w:r>
+    </w:p>
+    <w:bookmarkStart w:id="9" w:name="done-2026-09-03-fifth-pass---v0.4.0"/>
     <w:p>
       <w:pPr>
         <w:pStyle w:val="Heading2"/>
       </w:pPr>
       <w:r>
+        <w:t xml:space="preserve">Done (2026-09-03, fifth pass - v0.4.0)</w:t>
+      </w:r>
+    </w:p>
+    <w:p>
+      <w:pPr>
+        <w:pStyle w:val="Compact"/>
+        <w:numPr>
+          <w:ilvl w:val="0"/>
+          <w:numId w:val="1001"/>
+        </w:numPr>
+      </w:pPr>
+      <w:r>
+        <w:t xml:space="preserve">uTDB unified dialect shipped: :Q phases and MQ* parameters in the TDB reader, open spec</w:t>
+      </w:r>
+      <w:r>
+        <w:t xml:space="preserve"> </w:t>
+      </w:r>
+      <w:r>
+        <w:t xml:space="preserve">(docs/UNIFIED_TDB_SPEC.md), two themed demonstration files (aluminum recycling: Al-Zn +</w:t>
+      </w:r>
+      <w:r>
+        <w:t xml:space="preserve"> </w:t>
+      </w:r>
+      <w:r>
+        <w:t xml:space="preserve">NaCl-KCl-MgCl2 flux; steelmaking: Fe-C + FeO-MgO-SiO2 slag), machine-precision round-trip</w:t>
+      </w:r>
+      <w:r>
+        <w:t xml:space="preserve"> </w:t>
+      </w:r>
+      <w:r>
+        <w:t xml:space="preserve">suites for both. Fixed a ternary-excess exponent slot bug the round-trip gate caught.</w:t>
+      </w:r>
+    </w:p>
+    <w:p>
+      <w:pPr>
+        <w:pStyle w:val="Compact"/>
+        <w:numPr>
+          <w:ilvl w:val="0"/>
+          <w:numId w:val="1001"/>
+        </w:numPr>
+      </w:pPr>
+      <w:r>
+        <w:t xml:space="preserve">Inden-Hillert-Jarl magnetic model implemented for TDB CEF phases; validated by pycalphad</w:t>
+      </w:r>
+      <w:r>
+        <w:t xml:space="preserve"> </w:t>
+      </w:r>
+      <w:r>
+        <w:t xml:space="preserve">parity (crfe_bcc_magnetic) and the pure-iron transitions (1185/1668/1811 K vs measured</w:t>
+      </w:r>
+      <w:r>
+        <w:t xml:space="preserve"> </w:t>
+      </w:r>
+      <w:r>
+        <w:t xml:space="preserve">1184.8/1667.5/1811). Own FeC.tdb (Gustafson 1985 on Dinsdale unaries). Suite: 104 passed.</w:t>
+      </w:r>
+    </w:p>
+    <w:p>
+      <w:pPr>
+        <w:pStyle w:val="Compact"/>
+        <w:numPr>
+          <w:ilvl w:val="0"/>
+          <w:numId w:val="1001"/>
+        </w:numPr>
+      </w:pPr>
+      <w:r>
+        <w:t xml:space="preserve">Web app: Melt/Alloy view toggle for unified files (computes the real Fe-C diagram,</w:t>
+      </w:r>
+      <w:r>
+        <w:t xml:space="preserve"> </w:t>
+      </w:r>
+      <w:r>
+        <w:t xml:space="preserve">eutectic 1430 K at 17 mol% C), interstitial-phase support in the alloy sampler, figure</w:t>
+      </w:r>
+      <w:r>
+        <w:t xml:space="preserve"> </w:t>
+      </w:r>
+      <w:r>
+        <w:t xml:space="preserve">zoom on every calculator, interactive Scheil (hover + pinned points, windowed axes,</w:t>
+      </w:r>
+      <w:r>
+        <w:t xml:space="preserve"> </w:t>
+      </w:r>
+      <w:r>
+        <w:t xml:space="preserve">annotated), builder auto-populates from any loaded file, capacity-limited concierge copy.</w:t>
+      </w:r>
+    </w:p>
+    <w:p>
+      <w:pPr>
+        <w:pStyle w:val="Compact"/>
+        <w:numPr>
+          <w:ilvl w:val="0"/>
+          <w:numId w:val="1001"/>
+        </w:numPr>
+      </w:pPr>
+      <w:r>
+        <w:t xml:space="preserve">Supplementary Material S1 added: plain-language primer for the non-programmer, ending</w:t>
+      </w:r>
+      <w:r>
+        <w:t xml:space="preserve"> </w:t>
+      </w:r>
+      <w:r>
+        <w:t xml:space="preserve">with how to do an assessment as a non-expert; referenced from the manuscript.</w:t>
+      </w:r>
+    </w:p>
+    <w:p>
+      <w:pPr>
+        <w:pStyle w:val="Compact"/>
+        <w:numPr>
+          <w:ilvl w:val="0"/>
+          <w:numId w:val="1001"/>
+        </w:numPr>
+      </w:pPr>
+      <w:r>
+        <w:t xml:space="preserve">Title and abstract updated to the full scope (slags, molten salts, alloys; three</w:t>
+      </w:r>
+      <w:r>
+        <w:t xml:space="preserve"> </w:t>
+      </w:r>
+      <w:r>
+        <w:t xml:space="preserve">dialects; magnetic model; chloride family). Schools-of-formats table (Table 1) with</w:t>
+      </w:r>
+      <w:r>
+        <w:t xml:space="preserve"> </w:t>
+      </w:r>
+      <w:r>
+        <w:t xml:space="preserve">XTDB as the spine; TDB -&gt; uTDB -&gt; XTDB path stated.</w:t>
+      </w:r>
+    </w:p>
+    <w:p>
+      <w:pPr>
+        <w:pStyle w:val="Compact"/>
+        <w:numPr>
+          <w:ilvl w:val="0"/>
+          <w:numId w:val="1001"/>
+        </w:numPr>
+      </w:pPr>
+      <w:r>
+        <w:t xml:space="preserve">Manuscript docx rebuilt clean of accumulated duplicate media (13.8 MB -&gt; &lt;1 MB); the</w:t>
+      </w:r>
+      <w:r>
+        <w:t xml:space="preserve"> </w:t>
+      </w:r>
+      <w:r>
+        <w:t xml:space="preserve">argus heading-regex hang this exposed is fixed upstream in the argus repo with a</w:t>
+      </w:r>
+      <w:r>
+        <w:t xml:space="preserve"> </w:t>
+      </w:r>
+      <w:r>
+        <w:t xml:space="preserve">regression test.</w:t>
+      </w:r>
+    </w:p>
+    <w:p>
+      <w:pPr>
+        <w:pStyle w:val="Compact"/>
+        <w:numPr>
+          <w:ilvl w:val="0"/>
+          <w:numId w:val="1001"/>
+        </w:numPr>
+      </w:pPr>
+      <w:r>
+        <w:t xml:space="preserve">Cover letter re-dated 3 September 2026, archive line v0.4.0.</w:t>
+      </w:r>
+    </w:p>
+    <w:bookmarkEnd w:id="9"/>
+    <w:bookmarkStart w:id="10" w:name="done-2026-09-02-fourth-pass---v0.3.0"/>
+    <w:p>
+      <w:pPr>
+        <w:pStyle w:val="Heading2"/>
+      </w:pPr>
+      <w:r>
         <w:t xml:space="preserve">Done (2026-09-02, fourth pass - v0.3.0)</w:t>
       </w:r>
     </w:p>
@@ -39,7 +211,7 @@
         <w:pStyle w:val="Compact"/>
         <w:numPr>
           <w:ilvl w:val="0"/>
-          <w:numId w:val="1001"/>
+          <w:numId w:val="1002"/>
         </w:numPr>
       </w:pPr>
       <w:r>
@@ -75,7 +247,7 @@
         <w:pStyle w:val="Compact"/>
         <w:numPr>
           <w:ilvl w:val="0"/>
-          <w:numId w:val="1001"/>
+          <w:numId w:val="1002"/>
         </w:numPr>
       </w:pPr>
       <w:r>
@@ -123,15 +295,15 @@
         <w:pStyle w:val="Compact"/>
         <w:numPr>
           <w:ilvl w:val="0"/>
-          <w:numId w:val="1001"/>
+          <w:numId w:val="1002"/>
         </w:numPr>
       </w:pPr>
       <w:r>
         <w:t xml:space="preserve">Version bumped to v0.3.0 throughout (software location, data availability, cover letter).</w:t>
       </w:r>
     </w:p>
-    <w:bookmarkEnd w:id="9"/>
-    <w:bookmarkStart w:id="10" w:name="done-2026-09-02-third-pass"/>
+    <w:bookmarkEnd w:id="10"/>
+    <w:bookmarkStart w:id="11" w:name="done-2026-09-02-third-pass"/>
     <w:p>
       <w:pPr>
         <w:pStyle w:val="Heading2"/>
@@ -144,7 +316,7 @@
       <w:pPr>
         <w:numPr>
           <w:ilvl w:val="0"/>
-          <w:numId w:val="1002"/>
+          <w:numId w:val="1003"/>
         </w:numPr>
       </w:pPr>
       <w:r>
@@ -155,7 +327,7 @@
       <w:pPr>
         <w:numPr>
           <w:ilvl w:val="0"/>
-          <w:numId w:val="1002"/>
+          <w:numId w:val="1003"/>
         </w:numPr>
       </w:pPr>
       <w:r>
@@ -184,7 +356,7 @@
       <w:pPr>
         <w:numPr>
           <w:ilvl w:val="0"/>
-          <w:numId w:val="1002"/>
+          <w:numId w:val="1003"/>
         </w:numPr>
       </w:pPr>
       <w:r>
@@ -201,7 +373,7 @@
       <w:pPr>
         <w:numPr>
           <w:ilvl w:val="0"/>
-          <w:numId w:val="1002"/>
+          <w:numId w:val="1003"/>
         </w:numPr>
       </w:pPr>
       <w:r>
@@ -236,7 +408,7 @@
       <w:pPr>
         <w:numPr>
           <w:ilvl w:val="0"/>
-          <w:numId w:val="1002"/>
+          <w:numId w:val="1003"/>
         </w:numPr>
       </w:pPr>
       <w:r>
@@ -267,8 +439,8 @@
         <w:t xml:space="preserve">to 10.1063/1.1696115 before it entered the list.</w:t>
       </w:r>
     </w:p>
-    <w:bookmarkEnd w:id="10"/>
-    <w:bookmarkStart w:id="11" w:name="remaining---michaels-two-clicks"/>
+    <w:bookmarkEnd w:id="11"/>
+    <w:bookmarkStart w:id="12" w:name="remaining---michaels-two-clicks"/>
     <w:p>
       <w:pPr>
         <w:pStyle w:val="Heading2"/>
@@ -282,7 +454,7 @@
         <w:pStyle w:val="Compact"/>
         <w:numPr>
           <w:ilvl w:val="0"/>
-          <w:numId w:val="1003"/>
+          <w:numId w:val="1004"/>
         </w:numPr>
       </w:pPr>
       <w:r>
@@ -334,7 +506,7 @@
         <w:pStyle w:val="Compact"/>
         <w:numPr>
           <w:ilvl w:val="0"/>
-          <w:numId w:val="1003"/>
+          <w:numId w:val="1004"/>
         </w:numPr>
       </w:pPr>
       <w:r>
@@ -362,7 +534,7 @@
         <w:pStyle w:val="Compact"/>
         <w:numPr>
           <w:ilvl w:val="0"/>
-          <w:numId w:val="1003"/>
+          <w:numId w:val="1004"/>
         </w:numPr>
       </w:pPr>
       <w:r>
@@ -375,8 +547,8 @@
         <w:t xml:space="preserve">LinkedIn series.</w:t>
       </w:r>
     </w:p>
-    <w:bookmarkEnd w:id="11"/>
-    <w:bookmarkStart w:id="12" w:name="prior-passes"/>
+    <w:bookmarkEnd w:id="12"/>
+    <w:bookmarkStart w:id="13" w:name="prior-passes"/>
     <w:p>
       <w:pPr>
         <w:pStyle w:val="Heading2"/>
@@ -399,8 +571,8 @@
         <w:t xml:space="preserve">repository is public, and v0.1.0 is tagged. The list below is what remains.</w:t>
       </w:r>
     </w:p>
-    <w:bookmarkEnd w:id="12"/>
-    <w:bookmarkStart w:id="13" w:name="done-2026-08-25"/>
+    <w:bookmarkEnd w:id="13"/>
+    <w:bookmarkStart w:id="14" w:name="done-2026-08-25"/>
     <w:p>
       <w:pPr>
         <w:pStyle w:val="Heading2"/>
@@ -414,7 +586,7 @@
         <w:pStyle w:val="Compact"/>
         <w:numPr>
           <w:ilvl w:val="0"/>
-          <w:numId w:val="1004"/>
+          <w:numId w:val="1005"/>
         </w:numPr>
       </w:pPr>
       <w:r>
@@ -426,7 +598,7 @@
         <w:pStyle w:val="Compact"/>
         <w:numPr>
           <w:ilvl w:val="0"/>
-          <w:numId w:val="1004"/>
+          <w:numId w:val="1005"/>
         </w:numPr>
       </w:pPr>
       <w:r>
@@ -438,7 +610,7 @@
         <w:pStyle w:val="Compact"/>
         <w:numPr>
           <w:ilvl w:val="0"/>
-          <w:numId w:val="1004"/>
+          <w:numId w:val="1005"/>
         </w:numPr>
       </w:pPr>
       <w:r>
@@ -462,7 +634,7 @@
         <w:pStyle w:val="Compact"/>
         <w:numPr>
           <w:ilvl w:val="0"/>
-          <w:numId w:val="1004"/>
+          <w:numId w:val="1005"/>
         </w:numPr>
       </w:pPr>
       <w:r>
@@ -504,7 +676,7 @@
         <w:pStyle w:val="Compact"/>
         <w:numPr>
           <w:ilvl w:val="0"/>
-          <w:numId w:val="1004"/>
+          <w:numId w:val="1005"/>
         </w:numPr>
       </w:pPr>
       <w:r>
@@ -517,8 +689,8 @@
         <w:t xml:space="preserve">release v0.1.0.</w:t>
       </w:r>
     </w:p>
-    <w:bookmarkEnd w:id="13"/>
-    <w:bookmarkStart w:id="14" w:name="remaining-before-submission"/>
+    <w:bookmarkEnd w:id="14"/>
+    <w:bookmarkStart w:id="15" w:name="remaining-before-submission"/>
     <w:p>
       <w:pPr>
         <w:pStyle w:val="Heading2"/>
@@ -532,7 +704,7 @@
         <w:pStyle w:val="Compact"/>
         <w:numPr>
           <w:ilvl w:val="0"/>
-          <w:numId w:val="1005"/>
+          <w:numId w:val="1006"/>
         </w:numPr>
       </w:pPr>
       <w:r>
@@ -587,7 +759,7 @@
         <w:pStyle w:val="Compact"/>
         <w:numPr>
           <w:ilvl w:val="0"/>
-          <w:numId w:val="1005"/>
+          <w:numId w:val="1006"/>
         </w:numPr>
       </w:pPr>
       <w:r>
@@ -615,7 +787,7 @@
         <w:pStyle w:val="Compact"/>
         <w:numPr>
           <w:ilvl w:val="0"/>
-          <w:numId w:val="1005"/>
+          <w:numId w:val="1006"/>
         </w:numPr>
       </w:pPr>
       <w:r>
@@ -655,7 +827,7 @@
         <w:pStyle w:val="Compact"/>
         <w:numPr>
           <w:ilvl w:val="0"/>
-          <w:numId w:val="1005"/>
+          <w:numId w:val="1006"/>
         </w:numPr>
       </w:pPr>
       <w:r>
@@ -672,8 +844,8 @@
         <w:t xml:space="preserve">if submission is not on 2026-08-25.</w:t>
       </w:r>
     </w:p>
-    <w:bookmarkEnd w:id="14"/>
-    <w:bookmarkStart w:id="15" w:name="X0b0de9608375c0b510d028c84fe6ac621772307"/>
+    <w:bookmarkEnd w:id="15"/>
+    <w:bookmarkStart w:id="16" w:name="X0b0de9608375c0b510d028c84fe6ac621772307"/>
     <w:p>
       <w:pPr>
         <w:pStyle w:val="Heading2"/>
@@ -687,7 +859,7 @@
         <w:pStyle w:val="Compact"/>
         <w:numPr>
           <w:ilvl w:val="0"/>
-          <w:numId w:val="1006"/>
+          <w:numId w:val="1007"/>
         </w:numPr>
       </w:pPr>
       <w:r>
@@ -717,7 +889,7 @@
         <w:pStyle w:val="Compact"/>
         <w:numPr>
           <w:ilvl w:val="0"/>
-          <w:numId w:val="1006"/>
+          <w:numId w:val="1007"/>
         </w:numPr>
       </w:pPr>
       <w:r>
@@ -729,7 +901,7 @@
         <w:pStyle w:val="Compact"/>
         <w:numPr>
           <w:ilvl w:val="0"/>
-          <w:numId w:val="1006"/>
+          <w:numId w:val="1007"/>
         </w:numPr>
       </w:pPr>
       <w:r>
@@ -741,7 +913,7 @@
         <w:pStyle w:val="Compact"/>
         <w:numPr>
           <w:ilvl w:val="0"/>
-          <w:numId w:val="1006"/>
+          <w:numId w:val="1007"/>
         </w:numPr>
       </w:pPr>
       <w:r>
@@ -753,7 +925,7 @@
         <w:pStyle w:val="Compact"/>
         <w:numPr>
           <w:ilvl w:val="0"/>
-          <w:numId w:val="1006"/>
+          <w:numId w:val="1007"/>
         </w:numPr>
       </w:pPr>
       <w:r>
@@ -765,7 +937,7 @@
         <w:pStyle w:val="Compact"/>
         <w:numPr>
           <w:ilvl w:val="0"/>
-          <w:numId w:val="1006"/>
+          <w:numId w:val="1007"/>
         </w:numPr>
       </w:pPr>
       <w:r>
@@ -777,7 +949,7 @@
         <w:pStyle w:val="Compact"/>
         <w:numPr>
           <w:ilvl w:val="0"/>
-          <w:numId w:val="1006"/>
+          <w:numId w:val="1007"/>
         </w:numPr>
       </w:pPr>
       <w:r>
@@ -790,8 +962,8 @@
         <w:t xml:space="preserve">black, Odinzen-only byline, references render correctly.</w:t>
       </w:r>
     </w:p>
-    <w:bookmarkEnd w:id="15"/>
-    <w:bookmarkStart w:id="16" w:name="notes"/>
+    <w:bookmarkEnd w:id="16"/>
+    <w:bookmarkStart w:id="17" w:name="notes"/>
     <w:p>
       <w:pPr>
         <w:pStyle w:val="Heading2"/>
@@ -805,7 +977,7 @@
         <w:pStyle w:val="Compact"/>
         <w:numPr>
           <w:ilvl w:val="0"/>
-          <w:numId w:val="1007"/>
+          <w:numId w:val="1008"/>
         </w:numPr>
       </w:pPr>
       <w:r>
@@ -823,7 +995,7 @@
         <w:pStyle w:val="Compact"/>
         <w:numPr>
           <w:ilvl w:val="0"/>
-          <w:numId w:val="1007"/>
+          <w:numId w:val="1008"/>
         </w:numPr>
       </w:pPr>
       <w:r>
@@ -835,7 +1007,7 @@
         <w:pStyle w:val="Compact"/>
         <w:numPr>
           <w:ilvl w:val="0"/>
-          <w:numId w:val="1007"/>
+          <w:numId w:val="1008"/>
         </w:numPr>
       </w:pPr>
       <w:r>
@@ -848,8 +1020,8 @@
         <w:t xml:space="preserve">added in revision if reviewers ask.</w:t>
       </w:r>
     </w:p>
-    <w:bookmarkEnd w:id="16"/>
     <w:bookmarkEnd w:id="17"/>
+    <w:bookmarkEnd w:id="18"/>
     <w:sectPr>
       <w:footnotePr>
         <w:numRestart w:val="eachSect"/>
@@ -1158,6 +1330,9 @@
     <w:abstractNumId w:val="991"/>
   </w:num>
   <w:num w:numId="1003">
+    <w:abstractNumId w:val="991"/>
+  </w:num>
+  <w:num w:numId="1004">
     <w:abstractNumId w:val="99411"/>
     <w:lvlOverride w:ilvl="0">
       <w:startOverride w:val="1"/>
@@ -1187,10 +1362,10 @@
       <w:startOverride w:val="1"/>
     </w:lvlOverride>
   </w:num>
-  <w:num w:numId="1004">
+  <w:num w:numId="1005">
     <w:abstractNumId w:val="991"/>
   </w:num>
-  <w:num w:numId="1005">
+  <w:num w:numId="1006">
     <w:abstractNumId w:val="99411"/>
     <w:lvlOverride w:ilvl="0">
       <w:startOverride w:val="1"/>
@@ -1220,10 +1395,10 @@
       <w:startOverride w:val="1"/>
     </w:lvlOverride>
   </w:num>
-  <w:num w:numId="1006">
+  <w:num w:numId="1007">
     <w:abstractNumId w:val="991"/>
   </w:num>
-  <w:num w:numId="1007">
+  <w:num w:numId="1008">
     <w:abstractNumId w:val="991"/>
   </w:num>
 </w:numbering>
@@ -1885,7 +2060,7 @@
       <w:color w:themeColor="accent1" w:themeShade="BF" w:val="365F91"/>
     </w:rPr>
   </w:style>
-  <w:style w:type="paragraph" w:customStyle="1" w:styleId="SourceCode">
+  <w:style w:customStyle="1" w:styleId="SourceCode" w:type="paragraph">
     <w:name w:val="Source Code"/>
     <w:basedOn w:val="Normal"/>
     <w:link w:val="VerbatimChar"/>
@@ -1893,7 +2068,7 @@
       <w:wordWrap w:val="off"/>
     </w:pPr>
   </w:style>
-  <w:style w:type="character" w:customStyle="1" w:styleId="KeywordTok">
+  <w:style w:customStyle="1" w:styleId="KeywordTok" w:type="character">
     <w:name w:val="KeywordTok"/>
     <w:basedOn w:val="VerbatimChar"/>
     <w:rPr>
@@ -1901,77 +2076,77 @@
       <w:color w:val="007020"/>
     </w:rPr>
   </w:style>
-  <w:style w:type="character" w:customStyle="1" w:styleId="DataTypeTok">
+  <w:style w:customStyle="1" w:styleId="DataTypeTok" w:type="character">
     <w:name w:val="DataTypeTok"/>
     <w:basedOn w:val="VerbatimChar"/>
     <w:rPr>
       <w:color w:val="902000"/>
     </w:rPr>
   </w:style>
-  <w:style w:type="character" w:customStyle="1" w:styleId="DecValTok">
+  <w:style w:customStyle="1" w:styleId="DecValTok" w:type="character">
     <w:name w:val="DecValTok"/>
     <w:basedOn w:val="VerbatimChar"/>
     <w:rPr>
       <w:color w:val="40a070"/>
     </w:rPr>
   </w:style>
-  <w:style w:type="character" w:customStyle="1" w:styleId="BaseNTok">
+  <w:style w:customStyle="1" w:styleId="BaseNTok" w:type="character">
     <w:name w:val="BaseNTok"/>
     <w:basedOn w:val="VerbatimChar"/>
     <w:rPr>
       <w:color w:val="40a070"/>
     </w:rPr>
   </w:style>
-  <w:style w:type="character" w:customStyle="1" w:styleId="FloatTok">
+  <w:style w:customStyle="1" w:styleId="FloatTok" w:type="character">
     <w:name w:val="FloatTok"/>
     <w:basedOn w:val="VerbatimChar"/>
     <w:rPr>
       <w:color w:val="40a070"/>
     </w:rPr>
   </w:style>
-  <w:style w:type="character" w:customStyle="1" w:styleId="ConstantTok">
+  <w:style w:customStyle="1" w:styleId="ConstantTok" w:type="character">
     <w:name w:val="ConstantTok"/>
     <w:basedOn w:val="VerbatimChar"/>
     <w:rPr>
       <w:color w:val="880000"/>
     </w:rPr>
   </w:style>
-  <w:style w:type="character" w:customStyle="1" w:styleId="CharTok">
+  <w:style w:customStyle="1" w:styleId="CharTok" w:type="character">
     <w:name w:val="CharTok"/>
     <w:basedOn w:val="VerbatimChar"/>
     <w:rPr>
       <w:color w:val="4070a0"/>
     </w:rPr>
   </w:style>
-  <w:style w:type="character" w:customStyle="1" w:styleId="SpecialCharTok">
+  <w:style w:customStyle="1" w:styleId="SpecialCharTok" w:type="character">
     <w:name w:val="SpecialCharTok"/>
     <w:basedOn w:val="VerbatimChar"/>
     <w:rPr>
       <w:color w:val="4070a0"/>
     </w:rPr>
   </w:style>
-  <w:style w:type="character" w:customStyle="1" w:styleId="StringTok">
+  <w:style w:customStyle="1" w:styleId="StringTok" w:type="character">
     <w:name w:val="StringTok"/>
     <w:basedOn w:val="VerbatimChar"/>
     <w:rPr>
       <w:color w:val="4070a0"/>
     </w:rPr>
   </w:style>
-  <w:style w:type="character" w:customStyle="1" w:styleId="VerbatimStringTok">
+  <w:style w:customStyle="1" w:styleId="VerbatimStringTok" w:type="character">
     <w:name w:val="VerbatimStringTok"/>
     <w:basedOn w:val="VerbatimChar"/>
     <w:rPr>
       <w:color w:val="4070a0"/>
     </w:rPr>
   </w:style>
-  <w:style w:type="character" w:customStyle="1" w:styleId="SpecialStringTok">
+  <w:style w:customStyle="1" w:styleId="SpecialStringTok" w:type="character">
     <w:name w:val="SpecialStringTok"/>
     <w:basedOn w:val="VerbatimChar"/>
     <w:rPr>
       <w:color w:val="bb6688"/>
     </w:rPr>
   </w:style>
-  <w:style w:type="character" w:customStyle="1" w:styleId="ImportTok">
+  <w:style w:customStyle="1" w:styleId="ImportTok" w:type="character">
     <w:name w:val="ImportTok"/>
     <w:basedOn w:val="VerbatimChar"/>
     <w:rPr>
@@ -1979,7 +2154,7 @@
       <w:color w:val="008000"/>
     </w:rPr>
   </w:style>
-  <w:style w:type="character" w:customStyle="1" w:styleId="CommentTok">
+  <w:style w:customStyle="1" w:styleId="CommentTok" w:type="character">
     <w:name w:val="CommentTok"/>
     <w:basedOn w:val="VerbatimChar"/>
     <w:rPr>
@@ -1987,7 +2162,7 @@
       <w:color w:val="60a0b0"/>
     </w:rPr>
   </w:style>
-  <w:style w:type="character" w:customStyle="1" w:styleId="DocumentationTok">
+  <w:style w:customStyle="1" w:styleId="DocumentationTok" w:type="character">
     <w:name w:val="DocumentationTok"/>
     <w:basedOn w:val="VerbatimChar"/>
     <w:rPr>
@@ -1995,7 +2170,7 @@
       <w:color w:val="ba2121"/>
     </w:rPr>
   </w:style>
-  <w:style w:type="character" w:customStyle="1" w:styleId="AnnotationTok">
+  <w:style w:customStyle="1" w:styleId="AnnotationTok" w:type="character">
     <w:name w:val="AnnotationTok"/>
     <w:basedOn w:val="VerbatimChar"/>
     <w:rPr>
@@ -2004,7 +2179,7 @@
       <w:color w:val="60a0b0"/>
     </w:rPr>
   </w:style>
-  <w:style w:type="character" w:customStyle="1" w:styleId="CommentVarTok">
+  <w:style w:customStyle="1" w:styleId="CommentVarTok" w:type="character">
     <w:name w:val="CommentVarTok"/>
     <w:basedOn w:val="VerbatimChar"/>
     <w:rPr>
@@ -2013,28 +2188,28 @@
       <w:color w:val="60a0b0"/>
     </w:rPr>
   </w:style>
-  <w:style w:type="character" w:customStyle="1" w:styleId="OtherTok">
+  <w:style w:customStyle="1" w:styleId="OtherTok" w:type="character">
     <w:name w:val="OtherTok"/>
     <w:basedOn w:val="VerbatimChar"/>
     <w:rPr>
       <w:color w:val="007020"/>
     </w:rPr>
   </w:style>
-  <w:style w:type="character" w:customStyle="1" w:styleId="FunctionTok">
+  <w:style w:customStyle="1" w:styleId="FunctionTok" w:type="character">
     <w:name w:val="FunctionTok"/>
     <w:basedOn w:val="VerbatimChar"/>
     <w:rPr>
       <w:color w:val="06287e"/>
     </w:rPr>
   </w:style>
-  <w:style w:type="character" w:customStyle="1" w:styleId="VariableTok">
+  <w:style w:customStyle="1" w:styleId="VariableTok" w:type="character">
     <w:name w:val="VariableTok"/>
     <w:basedOn w:val="VerbatimChar"/>
     <w:rPr>
       <w:color w:val="19177c"/>
     </w:rPr>
   </w:style>
-  <w:style w:type="character" w:customStyle="1" w:styleId="ControlFlowTok">
+  <w:style w:customStyle="1" w:styleId="ControlFlowTok" w:type="character">
     <w:name w:val="ControlFlowTok"/>
     <w:basedOn w:val="VerbatimChar"/>
     <w:rPr>
@@ -2042,45 +2217,45 @@
       <w:color w:val="007020"/>
     </w:rPr>
   </w:style>
-  <w:style w:type="character" w:customStyle="1" w:styleId="OperatorTok">
+  <w:style w:customStyle="1" w:styleId="OperatorTok" w:type="character">
     <w:name w:val="OperatorTok"/>
     <w:basedOn w:val="VerbatimChar"/>
     <w:rPr>
       <w:color w:val="666666"/>
     </w:rPr>
   </w:style>
-  <w:style w:type="character" w:customStyle="1" w:styleId="BuiltInTok">
+  <w:style w:customStyle="1" w:styleId="BuiltInTok" w:type="character">
     <w:name w:val="BuiltInTok"/>
     <w:basedOn w:val="VerbatimChar"/>
     <w:rPr>
       <w:color w:val="008000"/>
     </w:rPr>
   </w:style>
-  <w:style w:type="character" w:customStyle="1" w:styleId="ExtensionTok">
+  <w:style w:customStyle="1" w:styleId="ExtensionTok" w:type="character">
     <w:name w:val="ExtensionTok"/>
     <w:basedOn w:val="VerbatimChar"/>
     <w:rPr/>
   </w:style>
-  <w:style w:type="character" w:customStyle="1" w:styleId="PreprocessorTok">
+  <w:style w:customStyle="1" w:styleId="PreprocessorTok" w:type="character">
     <w:name w:val="PreprocessorTok"/>
     <w:basedOn w:val="VerbatimChar"/>
     <w:rPr>
       <w:color w:val="bc7a00"/>
     </w:rPr>
   </w:style>
-  <w:style w:type="character" w:customStyle="1" w:styleId="AttributeTok">
+  <w:style w:customStyle="1" w:styleId="AttributeTok" w:type="character">
     <w:name w:val="AttributeTok"/>
     <w:basedOn w:val="VerbatimChar"/>
     <w:rPr>
       <w:color w:val="7d9029"/>
     </w:rPr>
   </w:style>
-  <w:style w:type="character" w:customStyle="1" w:styleId="RegionMarkerTok">
+  <w:style w:customStyle="1" w:styleId="RegionMarkerTok" w:type="character">
     <w:name w:val="RegionMarkerTok"/>
     <w:basedOn w:val="VerbatimChar"/>
     <w:rPr/>
   </w:style>
-  <w:style w:type="character" w:customStyle="1" w:styleId="InformationTok">
+  <w:style w:customStyle="1" w:styleId="InformationTok" w:type="character">
     <w:name w:val="InformationTok"/>
     <w:basedOn w:val="VerbatimChar"/>
     <w:rPr>
@@ -2089,7 +2264,7 @@
       <w:color w:val="60a0b0"/>
     </w:rPr>
   </w:style>
-  <w:style w:type="character" w:customStyle="1" w:styleId="WarningTok">
+  <w:style w:customStyle="1" w:styleId="WarningTok" w:type="character">
     <w:name w:val="WarningTok"/>
     <w:basedOn w:val="VerbatimChar"/>
     <w:rPr>
@@ -2098,7 +2273,7 @@
       <w:color w:val="60a0b0"/>
     </w:rPr>
   </w:style>
-  <w:style w:type="character" w:customStyle="1" w:styleId="AlertTok">
+  <w:style w:customStyle="1" w:styleId="AlertTok" w:type="character">
     <w:name w:val="AlertTok"/>
     <w:basedOn w:val="VerbatimChar"/>
     <w:rPr>
@@ -2106,7 +2281,7 @@
       <w:color w:val="ff0000"/>
     </w:rPr>
   </w:style>
-  <w:style w:type="character" w:customStyle="1" w:styleId="ErrorTok">
+  <w:style w:customStyle="1" w:styleId="ErrorTok" w:type="character">
     <w:name w:val="ErrorTok"/>
     <w:basedOn w:val="VerbatimChar"/>
     <w:rPr>
@@ -2114,7 +2289,7 @@
       <w:color w:val="ff0000"/>
     </w:rPr>
   </w:style>
-  <w:style w:type="character" w:customStyle="1" w:styleId="NormalTok">
+  <w:style w:customStyle="1" w:styleId="NormalTok" w:type="character">
     <w:name w:val="NormalTok"/>
     <w:basedOn w:val="VerbatimChar"/>
     <w:rPr/>

--- a/paper/SUBMISSION_CHECKLIST.docx
+++ b/paper/SUBMISSION_CHECKLIST.docx
@@ -2,7 +2,7 @@
 <file path=word/document.xml><?xml version="1.0" encoding="utf-8"?>
 <w:document xmlns:w="http://schemas.openxmlformats.org/wordprocessingml/2006/main" xmlns:m="http://schemas.openxmlformats.org/officeDocument/2006/math" xmlns:r="http://schemas.openxmlformats.org/officeDocument/2006/relationships" xmlns:o="urn:schemas-microsoft-com:office:office" xmlns:v="urn:schemas-microsoft-com:vml" xmlns:w10="urn:schemas-microsoft-com:office:word" xmlns:a="http://schemas.openxmlformats.org/drawingml/2006/main" xmlns:pic="http://schemas.openxmlformats.org/drawingml/2006/picture" xmlns:wp="http://schemas.openxmlformats.org/drawingml/2006/wordprocessingDrawing">
   <w:body>
-    <w:bookmarkStart w:id="18" w:name="X60b781f7bb818b2fc53a92ebfd922bb1a83c530"/>
+    <w:bookmarkStart w:id="2287" w:name="X60b781f7bb818b2fc53a92ebfd922bb1a83c530"/>
     <w:p>
       <w:pPr>
         <w:pStyle w:val="Heading1"/>
@@ -16,21 +16,205 @@
         <w:pStyle w:val="FirstParagraph"/>
       </w:pPr>
       <w:r>
-        <w:t xml:space="preserve">Updated 2026-09-03 (fifth pass, v0.4.0). Title and abstract carry the full scope, gates</w:t>
-      </w:r>
-      <w:r>
-        <w:t xml:space="preserve"> </w:t>
-      </w:r>
-      <w:r>
-        <w:t xml:space="preserve">re-run green. Ready for the two submission clicks below.</w:t>
-      </w:r>
-    </w:p>
-    <w:bookmarkStart w:id="9" w:name="done-2026-09-03-fifth-pass---v0.4.0"/>
+        <w:t xml:space="preserve">Updated 2026-09-09 (sixth pass, v0.5.1). Two authors, the gas couplings and the full</w:t>
+      </w:r>
+      <w:r>
+        <w:t xml:space="preserve"> </w:t>
+      </w:r>
+      <w:r>
+        <w:t xml:space="preserve">system set are described, references verified and citations renumbered, gates re-run green.</w:t>
+      </w:r>
+      <w:r>
+        <w:t xml:space="preserve"> </w:t>
+      </w:r>
+      <w:r>
+        <w:t xml:space="preserve">Ready for the two submission clicks below.</w:t>
+      </w:r>
+    </w:p>
+    <w:bookmarkStart w:id="2277" w:name="done-2026-09-09-sixth-pass---v0.5.1"/>
     <w:p>
       <w:pPr>
         <w:pStyle w:val="Heading2"/>
       </w:pPr>
       <w:r>
+        <w:t xml:space="preserve">Done (2026-09-09, sixth pass - v0.5.1)</w:t>
+      </w:r>
+    </w:p>
+    <w:p>
+      <w:pPr>
+        <w:pStyle w:val="Compact"/>
+        <w:numPr>
+          <w:ilvl w:val="0"/>
+          <w:numId w:val="1001"/>
+        </w:numPr>
+      </w:pPr>
+      <w:r>
+        <w:t xml:space="preserve">Second author added: Gabriel Bustamante (Odinzen LLC, ORCID 0009-0005-3269-024X),</w:t>
+      </w:r>
+      <w:r>
+        <w:t xml:space="preserve"> </w:t>
+      </w:r>
+      <w:r>
+        <w:t xml:space="preserve">credited software, software validation, and writing (review and editing). Byline, ORCIDs,</w:t>
+      </w:r>
+      <w:r>
+        <w:t xml:space="preserve"> </w:t>
+      </w:r>
+      <w:r>
+        <w:t xml:space="preserve">list of contributors, competing-interests statement, and the AI-use disclosure updated to</w:t>
+      </w:r>
+      <w:r>
+        <w:t xml:space="preserve"> </w:t>
+      </w:r>
+      <w:r>
+        <w:t xml:space="preserve">two authors. Michael E. Bustamante’s affiliation confirmed as Odinzen LLC only (ASU left</w:t>
+      </w:r>
+      <w:r>
+        <w:t xml:space="preserve"> </w:t>
+      </w:r>
+      <w:r>
+        <w:t xml:space="preserve">off for this Odinzen-product paper).</w:t>
+      </w:r>
+    </w:p>
+    <w:p>
+      <w:pPr>
+        <w:pStyle w:val="Compact"/>
+        <w:numPr>
+          <w:ilvl w:val="0"/>
+          <w:numId w:val="1001"/>
+        </w:numPr>
+      </w:pPr>
+      <w:r>
+        <w:t xml:space="preserve">Gas-flux (chloride fume) coupling shipped and described: engine salt activities times</w:t>
+      </w:r>
+      <w:r>
+        <w:t xml:space="preserve"> </w:t>
+      </w:r>
+      <w:r>
+        <w:t xml:space="preserve">measured pure-component vapour pressures; new module python/mqmqa/gas_flux.py with a</w:t>
+      </w:r>
+      <w:r>
+        <w:t xml:space="preserve"> </w:t>
+      </w:r>
+      <w:r>
+        <w:t xml:space="preserve">five-check test, and Figure 8. Joins the gas-condensed and gas-slag couplings (Table 3).</w:t>
+      </w:r>
+    </w:p>
+    <w:p>
+      <w:pPr>
+        <w:pStyle w:val="Compact"/>
+        <w:numPr>
+          <w:ilvl w:val="0"/>
+          <w:numId w:val="1001"/>
+        </w:numPr>
+      </w:pPr>
+      <w:r>
+        <w:t xml:space="preserve">Full shipped system set now documented (Table 2 + text): the CaO-Al2O3 and Al2O3-SiO2</w:t>
+      </w:r>
+      <w:r>
+        <w:t xml:space="preserve"> </w:t>
+      </w:r>
+      <w:r>
+        <w:t xml:space="preserve">binaries, the CaO-Al2O3-SiO2 ternary (fitted ternary term, RMS ln a 0.48 over 45 KEMS</w:t>
+      </w:r>
+      <w:r>
+        <w:t xml:space="preserve"> </w:t>
+      </w:r>
+      <w:r>
+        <w:t xml:space="preserve">points), the CaO-FeO-MgO-SiO2 quaternary, and the clinopyroxene and spinel solid solutions.</w:t>
+      </w:r>
+      <w:r>
+        <w:t xml:space="preserve"> </w:t>
+      </w:r>
+      <w:r>
+        <w:t xml:space="preserve">Two references added and Crossref-verified (Rankin &amp; Wright 1915; Zaitsev et al. 1997);</w:t>
+      </w:r>
+      <w:r>
+        <w:t xml:space="preserve"> </w:t>
+      </w:r>
+      <w:r>
+        <w:t xml:space="preserve">citations canonically renumbered (47 total); argus order and check both green.</w:t>
+      </w:r>
+    </w:p>
+    <w:p>
+      <w:pPr>
+        <w:pStyle w:val="Compact"/>
+        <w:numPr>
+          <w:ilvl w:val="0"/>
+          <w:numId w:val="1001"/>
+        </w:numPr>
+      </w:pPr>
+      <w:r>
+        <w:t xml:space="preserve">OCASI/TQ embedding interface named in the reuse section; Figure 1 gains the gas engine;</w:t>
+      </w:r>
+      <w:r>
+        <w:t xml:space="preserve"> </w:t>
+      </w:r>
+      <w:r>
+        <w:t xml:space="preserve">test count updated to 137; described release bumped to v0.5.1 (past the frozen v0.5.0 tag).</w:t>
+      </w:r>
+    </w:p>
+    <w:p>
+      <w:pPr>
+        <w:pStyle w:val="Compact"/>
+        <w:numPr>
+          <w:ilvl w:val="0"/>
+          <w:numId w:val="1001"/>
+        </w:numPr>
+      </w:pPr>
+      <w:r>
+        <w:t xml:space="preserve">Browser app: five live bugs fixed and verified in-app (the slag/gas card no longer shows</w:t>
+      </w:r>
+      <w:r>
+        <w:t xml:space="preserve"> </w:t>
+      </w:r>
+      <w:r>
+        <w:t xml:space="preserve">the FeO-SiO2 chart for a non-iron oxide; live-ternary gating consistent load vs toggle;</w:t>
+      </w:r>
+      <w:r>
+        <w:t xml:space="preserve"> </w:t>
+      </w:r>
+      <w:r>
+        <w:t xml:space="preserve">db/phase global swap guarded with finally; gas-card HTML escaper hardened; a load during</w:t>
+      </w:r>
+      <w:r>
+        <w:t xml:space="preserve"> </w:t>
+      </w:r>
+      <w:r>
+        <w:t xml:space="preserve">WASM init now reports instead of silently doing nothing). Flux-vapour curve labels de-collided.</w:t>
+      </w:r>
+    </w:p>
+    <w:p>
+      <w:pPr>
+        <w:pStyle w:val="Compact"/>
+        <w:numPr>
+          <w:ilvl w:val="0"/>
+          <w:numId w:val="1001"/>
+        </w:numPr>
+      </w:pPr>
+      <w:r>
+        <w:t xml:space="preserve">CONTRIBUTING.md added to the remote with the code/science boundary rule.</w:t>
+      </w:r>
+    </w:p>
+    <w:p>
+      <w:pPr>
+        <w:pStyle w:val="Compact"/>
+        <w:numPr>
+          <w:ilvl w:val="0"/>
+          <w:numId w:val="1001"/>
+        </w:numPr>
+      </w:pPr>
+      <w:r>
+        <w:t xml:space="preserve">OPEN: cut the v0.5.1 git tag/release (the paper references it); then the two submission clicks.</w:t>
+      </w:r>
+    </w:p>
+    <w:bookmarkEnd w:id="2277"/>
+    <w:bookmarkStart w:id="2278" w:name="done-2026-09-03-fifth-pass---v0.4.0"/>
+    <w:p>
+      <w:pPr>
+        <w:pStyle w:val="Heading2"/>
+      </w:pPr>
+      <w:r>
         <w:t xml:space="preserve">Done (2026-09-03, fifth pass - v0.4.0)</w:t>
       </w:r>
     </w:p>
@@ -39,7 +223,7 @@
         <w:pStyle w:val="Compact"/>
         <w:numPr>
           <w:ilvl w:val="0"/>
-          <w:numId w:val="1001"/>
+          <w:numId w:val="1002"/>
         </w:numPr>
       </w:pPr>
       <w:r>
@@ -69,7 +253,7 @@
         <w:pStyle w:val="Compact"/>
         <w:numPr>
           <w:ilvl w:val="0"/>
-          <w:numId w:val="1001"/>
+          <w:numId w:val="1002"/>
         </w:numPr>
       </w:pPr>
       <w:r>
@@ -93,7 +277,7 @@
         <w:pStyle w:val="Compact"/>
         <w:numPr>
           <w:ilvl w:val="0"/>
-          <w:numId w:val="1001"/>
+          <w:numId w:val="1002"/>
         </w:numPr>
       </w:pPr>
       <w:r>
@@ -123,7 +307,7 @@
         <w:pStyle w:val="Compact"/>
         <w:numPr>
           <w:ilvl w:val="0"/>
-          <w:numId w:val="1001"/>
+          <w:numId w:val="1002"/>
         </w:numPr>
       </w:pPr>
       <w:r>
@@ -141,7 +325,7 @@
         <w:pStyle w:val="Compact"/>
         <w:numPr>
           <w:ilvl w:val="0"/>
-          <w:numId w:val="1001"/>
+          <w:numId w:val="1002"/>
         </w:numPr>
       </w:pPr>
       <w:r>
@@ -165,7 +349,7 @@
         <w:pStyle w:val="Compact"/>
         <w:numPr>
           <w:ilvl w:val="0"/>
-          <w:numId w:val="1001"/>
+          <w:numId w:val="1002"/>
         </w:numPr>
       </w:pPr>
       <w:r>
@@ -189,15 +373,15 @@
         <w:pStyle w:val="Compact"/>
         <w:numPr>
           <w:ilvl w:val="0"/>
-          <w:numId w:val="1001"/>
+          <w:numId w:val="1002"/>
         </w:numPr>
       </w:pPr>
       <w:r>
         <w:t xml:space="preserve">Cover letter re-dated 3 September 2026, archive line v0.4.0.</w:t>
       </w:r>
     </w:p>
-    <w:bookmarkEnd w:id="9"/>
-    <w:bookmarkStart w:id="10" w:name="done-2026-09-02-fourth-pass---v0.3.0"/>
+    <w:bookmarkEnd w:id="2278"/>
+    <w:bookmarkStart w:id="2279" w:name="done-2026-09-02-fourth-pass---v0.3.0"/>
     <w:p>
       <w:pPr>
         <w:pStyle w:val="Heading2"/>
@@ -211,7 +395,7 @@
         <w:pStyle w:val="Compact"/>
         <w:numPr>
           <w:ilvl w:val="0"/>
-          <w:numId w:val="1002"/>
+          <w:numId w:val="1003"/>
         </w:numPr>
       </w:pPr>
       <w:r>
@@ -247,7 +431,7 @@
         <w:pStyle w:val="Compact"/>
         <w:numPr>
           <w:ilvl w:val="0"/>
-          <w:numId w:val="1002"/>
+          <w:numId w:val="1003"/>
         </w:numPr>
       </w:pPr>
       <w:r>
@@ -295,15 +479,15 @@
         <w:pStyle w:val="Compact"/>
         <w:numPr>
           <w:ilvl w:val="0"/>
-          <w:numId w:val="1002"/>
+          <w:numId w:val="1003"/>
         </w:numPr>
       </w:pPr>
       <w:r>
         <w:t xml:space="preserve">Version bumped to v0.3.0 throughout (software location, data availability, cover letter).</w:t>
       </w:r>
     </w:p>
-    <w:bookmarkEnd w:id="10"/>
-    <w:bookmarkStart w:id="11" w:name="done-2026-09-02-third-pass"/>
+    <w:bookmarkEnd w:id="2279"/>
+    <w:bookmarkStart w:id="2280" w:name="done-2026-09-02-third-pass"/>
     <w:p>
       <w:pPr>
         <w:pStyle w:val="Heading2"/>
@@ -316,7 +500,7 @@
       <w:pPr>
         <w:numPr>
           <w:ilvl w:val="0"/>
-          <w:numId w:val="1003"/>
+          <w:numId w:val="1004"/>
         </w:numPr>
       </w:pPr>
       <w:r>
@@ -327,7 +511,7 @@
       <w:pPr>
         <w:numPr>
           <w:ilvl w:val="0"/>
-          <w:numId w:val="1003"/>
+          <w:numId w:val="1004"/>
         </w:numPr>
       </w:pPr>
       <w:r>
@@ -356,7 +540,7 @@
       <w:pPr>
         <w:numPr>
           <w:ilvl w:val="0"/>
-          <w:numId w:val="1003"/>
+          <w:numId w:val="1004"/>
         </w:numPr>
       </w:pPr>
       <w:r>
@@ -373,7 +557,7 @@
       <w:pPr>
         <w:numPr>
           <w:ilvl w:val="0"/>
-          <w:numId w:val="1003"/>
+          <w:numId w:val="1004"/>
         </w:numPr>
       </w:pPr>
       <w:r>
@@ -408,7 +592,7 @@
       <w:pPr>
         <w:numPr>
           <w:ilvl w:val="0"/>
-          <w:numId w:val="1003"/>
+          <w:numId w:val="1004"/>
         </w:numPr>
       </w:pPr>
       <w:r>
@@ -439,8 +623,8 @@
         <w:t xml:space="preserve">to 10.1063/1.1696115 before it entered the list.</w:t>
       </w:r>
     </w:p>
-    <w:bookmarkEnd w:id="11"/>
-    <w:bookmarkStart w:id="12" w:name="remaining---michaels-two-clicks"/>
+    <w:bookmarkEnd w:id="2280"/>
+    <w:bookmarkStart w:id="2281" w:name="remaining---michaels-two-clicks"/>
     <w:p>
       <w:pPr>
         <w:pStyle w:val="Heading2"/>
@@ -454,7 +638,7 @@
         <w:pStyle w:val="Compact"/>
         <w:numPr>
           <w:ilvl w:val="0"/>
-          <w:numId w:val="1004"/>
+          <w:numId w:val="1005"/>
         </w:numPr>
       </w:pPr>
       <w:r>
@@ -506,7 +690,7 @@
         <w:pStyle w:val="Compact"/>
         <w:numPr>
           <w:ilvl w:val="0"/>
-          <w:numId w:val="1004"/>
+          <w:numId w:val="1005"/>
         </w:numPr>
       </w:pPr>
       <w:r>
@@ -534,7 +718,7 @@
         <w:pStyle w:val="Compact"/>
         <w:numPr>
           <w:ilvl w:val="0"/>
-          <w:numId w:val="1004"/>
+          <w:numId w:val="1005"/>
         </w:numPr>
       </w:pPr>
       <w:r>
@@ -547,8 +731,8 @@
         <w:t xml:space="preserve">LinkedIn series.</w:t>
       </w:r>
     </w:p>
-    <w:bookmarkEnd w:id="12"/>
-    <w:bookmarkStart w:id="13" w:name="prior-passes"/>
+    <w:bookmarkEnd w:id="2281"/>
+    <w:bookmarkStart w:id="2282" w:name="prior-passes"/>
     <w:p>
       <w:pPr>
         <w:pStyle w:val="Heading2"/>
@@ -571,8 +755,8 @@
         <w:t xml:space="preserve">repository is public, and v0.1.0 is tagged. The list below is what remains.</w:t>
       </w:r>
     </w:p>
-    <w:bookmarkEnd w:id="13"/>
-    <w:bookmarkStart w:id="14" w:name="done-2026-08-25"/>
+    <w:bookmarkEnd w:id="2282"/>
+    <w:bookmarkStart w:id="2283" w:name="done-2026-08-25"/>
     <w:p>
       <w:pPr>
         <w:pStyle w:val="Heading2"/>
@@ -586,7 +770,7 @@
         <w:pStyle w:val="Compact"/>
         <w:numPr>
           <w:ilvl w:val="0"/>
-          <w:numId w:val="1005"/>
+          <w:numId w:val="1006"/>
         </w:numPr>
       </w:pPr>
       <w:r>
@@ -598,7 +782,7 @@
         <w:pStyle w:val="Compact"/>
         <w:numPr>
           <w:ilvl w:val="0"/>
-          <w:numId w:val="1005"/>
+          <w:numId w:val="1006"/>
         </w:numPr>
       </w:pPr>
       <w:r>
@@ -610,7 +794,7 @@
         <w:pStyle w:val="Compact"/>
         <w:numPr>
           <w:ilvl w:val="0"/>
-          <w:numId w:val="1005"/>
+          <w:numId w:val="1006"/>
         </w:numPr>
       </w:pPr>
       <w:r>
@@ -634,7 +818,7 @@
         <w:pStyle w:val="Compact"/>
         <w:numPr>
           <w:ilvl w:val="0"/>
-          <w:numId w:val="1005"/>
+          <w:numId w:val="1006"/>
         </w:numPr>
       </w:pPr>
       <w:r>
@@ -676,7 +860,7 @@
         <w:pStyle w:val="Compact"/>
         <w:numPr>
           <w:ilvl w:val="0"/>
-          <w:numId w:val="1005"/>
+          <w:numId w:val="1006"/>
         </w:numPr>
       </w:pPr>
       <w:r>
@@ -689,8 +873,8 @@
         <w:t xml:space="preserve">release v0.1.0.</w:t>
       </w:r>
     </w:p>
-    <w:bookmarkEnd w:id="14"/>
-    <w:bookmarkStart w:id="15" w:name="remaining-before-submission"/>
+    <w:bookmarkEnd w:id="2283"/>
+    <w:bookmarkStart w:id="2284" w:name="remaining-before-submission"/>
     <w:p>
       <w:pPr>
         <w:pStyle w:val="Heading2"/>
@@ -704,7 +888,7 @@
         <w:pStyle w:val="Compact"/>
         <w:numPr>
           <w:ilvl w:val="0"/>
-          <w:numId w:val="1006"/>
+          <w:numId w:val="1007"/>
         </w:numPr>
       </w:pPr>
       <w:r>
@@ -759,7 +943,7 @@
         <w:pStyle w:val="Compact"/>
         <w:numPr>
           <w:ilvl w:val="0"/>
-          <w:numId w:val="1006"/>
+          <w:numId w:val="1007"/>
         </w:numPr>
       </w:pPr>
       <w:r>
@@ -787,7 +971,7 @@
         <w:pStyle w:val="Compact"/>
         <w:numPr>
           <w:ilvl w:val="0"/>
-          <w:numId w:val="1006"/>
+          <w:numId w:val="1007"/>
         </w:numPr>
       </w:pPr>
       <w:r>
@@ -827,7 +1011,7 @@
         <w:pStyle w:val="Compact"/>
         <w:numPr>
           <w:ilvl w:val="0"/>
-          <w:numId w:val="1006"/>
+          <w:numId w:val="1007"/>
         </w:numPr>
       </w:pPr>
       <w:r>
@@ -844,8 +1028,8 @@
         <w:t xml:space="preserve">if submission is not on 2026-08-25.</w:t>
       </w:r>
     </w:p>
-    <w:bookmarkEnd w:id="15"/>
-    <w:bookmarkStart w:id="16" w:name="X0b0de9608375c0b510d028c84fe6ac621772307"/>
+    <w:bookmarkEnd w:id="2284"/>
+    <w:bookmarkStart w:id="2285" w:name="X0b0de9608375c0b510d028c84fe6ac621772307"/>
     <w:p>
       <w:pPr>
         <w:pStyle w:val="Heading2"/>
@@ -859,7 +1043,7 @@
         <w:pStyle w:val="Compact"/>
         <w:numPr>
           <w:ilvl w:val="0"/>
-          <w:numId w:val="1007"/>
+          <w:numId w:val="1008"/>
         </w:numPr>
       </w:pPr>
       <w:r>
@@ -889,7 +1073,7 @@
         <w:pStyle w:val="Compact"/>
         <w:numPr>
           <w:ilvl w:val="0"/>
-          <w:numId w:val="1007"/>
+          <w:numId w:val="1008"/>
         </w:numPr>
       </w:pPr>
       <w:r>
@@ -901,7 +1085,7 @@
         <w:pStyle w:val="Compact"/>
         <w:numPr>
           <w:ilvl w:val="0"/>
-          <w:numId w:val="1007"/>
+          <w:numId w:val="1008"/>
         </w:numPr>
       </w:pPr>
       <w:r>
@@ -913,7 +1097,7 @@
         <w:pStyle w:val="Compact"/>
         <w:numPr>
           <w:ilvl w:val="0"/>
-          <w:numId w:val="1007"/>
+          <w:numId w:val="1008"/>
         </w:numPr>
       </w:pPr>
       <w:r>
@@ -925,7 +1109,7 @@
         <w:pStyle w:val="Compact"/>
         <w:numPr>
           <w:ilvl w:val="0"/>
-          <w:numId w:val="1007"/>
+          <w:numId w:val="1008"/>
         </w:numPr>
       </w:pPr>
       <w:r>
@@ -937,7 +1121,7 @@
         <w:pStyle w:val="Compact"/>
         <w:numPr>
           <w:ilvl w:val="0"/>
-          <w:numId w:val="1007"/>
+          <w:numId w:val="1008"/>
         </w:numPr>
       </w:pPr>
       <w:r>
@@ -949,7 +1133,7 @@
         <w:pStyle w:val="Compact"/>
         <w:numPr>
           <w:ilvl w:val="0"/>
-          <w:numId w:val="1007"/>
+          <w:numId w:val="1008"/>
         </w:numPr>
       </w:pPr>
       <w:r>
@@ -962,8 +1146,8 @@
         <w:t xml:space="preserve">black, Odinzen-only byline, references render correctly.</w:t>
       </w:r>
     </w:p>
-    <w:bookmarkEnd w:id="16"/>
-    <w:bookmarkStart w:id="17" w:name="notes"/>
+    <w:bookmarkEnd w:id="2285"/>
+    <w:bookmarkStart w:id="2286" w:name="notes"/>
     <w:p>
       <w:pPr>
         <w:pStyle w:val="Heading2"/>
@@ -977,7 +1161,7 @@
         <w:pStyle w:val="Compact"/>
         <w:numPr>
           <w:ilvl w:val="0"/>
-          <w:numId w:val="1008"/>
+          <w:numId w:val="1009"/>
         </w:numPr>
       </w:pPr>
       <w:r>
@@ -995,7 +1179,7 @@
         <w:pStyle w:val="Compact"/>
         <w:numPr>
           <w:ilvl w:val="0"/>
-          <w:numId w:val="1008"/>
+          <w:numId w:val="1009"/>
         </w:numPr>
       </w:pPr>
       <w:r>
@@ -1007,7 +1191,7 @@
         <w:pStyle w:val="Compact"/>
         <w:numPr>
           <w:ilvl w:val="0"/>
-          <w:numId w:val="1008"/>
+          <w:numId w:val="1009"/>
         </w:numPr>
       </w:pPr>
       <w:r>
@@ -1020,8 +1204,8 @@
         <w:t xml:space="preserve">added in revision if reviewers ask.</w:t>
       </w:r>
     </w:p>
-    <w:bookmarkEnd w:id="17"/>
-    <w:bookmarkEnd w:id="18"/>
+    <w:bookmarkEnd w:id="2286"/>
+    <w:bookmarkEnd w:id="2287"/>
     <w:sectPr>
       <w:footnotePr>
         <w:numRestart w:val="eachSect"/>
@@ -1333,6 +1517,9 @@
     <w:abstractNumId w:val="991"/>
   </w:num>
   <w:num w:numId="1004">
+    <w:abstractNumId w:val="991"/>
+  </w:num>
+  <w:num w:numId="1005">
     <w:abstractNumId w:val="99411"/>
     <w:lvlOverride w:ilvl="0">
       <w:startOverride w:val="1"/>
@@ -1362,10 +1549,10 @@
       <w:startOverride w:val="1"/>
     </w:lvlOverride>
   </w:num>
-  <w:num w:numId="1005">
+  <w:num w:numId="1006">
     <w:abstractNumId w:val="991"/>
   </w:num>
-  <w:num w:numId="1006">
+  <w:num w:numId="1007">
     <w:abstractNumId w:val="99411"/>
     <w:lvlOverride w:ilvl="0">
       <w:startOverride w:val="1"/>
@@ -1395,10 +1582,10 @@
       <w:startOverride w:val="1"/>
     </w:lvlOverride>
   </w:num>
-  <w:num w:numId="1007">
+  <w:num w:numId="1008">
     <w:abstractNumId w:val="991"/>
   </w:num>
-  <w:num w:numId="1008">
+  <w:num w:numId="1009">
     <w:abstractNumId w:val="991"/>
   </w:num>
 </w:numbering>
@@ -1425,6 +1612,13 @@
   <w:style w:default="1" w:styleId="Normal" w:type="paragraph">
     <w:name w:val="Normal"/>
     <w:qFormat/>
+    <w:pPr>
+      <w:jc w:val="both"/>
+    </w:pPr>
+    <w:rPr>
+      <w:rFonts w:ascii="Times New Roman" w:cs="Times New Roman" w:hAnsi="Times New Roman"/>
+      <w:color w:val="000000"/>
+    </w:rPr>
   </w:style>
   <w:style w:styleId="BodyText" w:type="paragraph">
     <w:name w:val="Body Text"/>
@@ -1460,7 +1654,7 @@
     <w:pPr>
       <w:spacing w:after="80" w:line="240" w:lineRule="auto"/>
       <w:contextualSpacing/>
-      <w:jc w:val="center"/>
+      <w:jc w:val="left"/>
     </w:pPr>
     <w:rPr>
       <w:rFonts w:asciiTheme="majorHAnsi" w:cstheme="majorBidi" w:eastAsiaTheme="majorEastAsia" w:hAnsiTheme="majorHAnsi"/>
@@ -1492,6 +1686,7 @@
       <w:numPr>
         <w:ilvl w:val="1"/>
       </w:numPr>
+      <w:jc w:val="left"/>
     </w:pPr>
     <w:rPr>
       <w:rFonts w:cstheme="majorBidi" w:eastAsiaTheme="majorEastAsia"/>
@@ -1508,7 +1703,7 @@
     <w:rsid w:val="00A10FD9"/>
     <w:rPr>
       <w:rFonts w:cstheme="majorBidi" w:eastAsiaTheme="majorEastAsia"/>
-      <w:color w:themeColor="text1" w:themeTint="A6" w:val="595959"/>
+      <w:color w:val="000000"/>
       <w:spacing w:val="15"/>
       <w:sz w:val="28"/>
       <w:szCs w:val="28"/>
@@ -1595,10 +1790,11 @@
       <w:keepLines/>
       <w:spacing w:after="80" w:before="360"/>
       <w:outlineLvl w:val="0"/>
+      <w:jc w:val="left"/>
     </w:pPr>
     <w:rPr>
       <w:rFonts w:asciiTheme="majorHAnsi" w:cstheme="majorBidi" w:eastAsiaTheme="majorEastAsia" w:hAnsiTheme="majorHAnsi"/>
-      <w:color w:themeColor="accent1" w:themeShade="BF" w:val="0F4761"/>
+      <w:color w:val="000000"/>
       <w:sz w:val="40"/>
       <w:szCs w:val="40"/>
     </w:rPr>
@@ -1618,10 +1814,11 @@
       <w:keepLines/>
       <w:spacing w:after="80" w:before="160"/>
       <w:outlineLvl w:val="1"/>
+      <w:jc w:val="left"/>
     </w:pPr>
     <w:rPr>
       <w:rFonts w:asciiTheme="majorHAnsi" w:cstheme="majorBidi" w:eastAsiaTheme="majorEastAsia" w:hAnsiTheme="majorHAnsi"/>
-      <w:color w:themeColor="accent1" w:themeShade="BF" w:val="0F4761"/>
+      <w:color w:val="000000"/>
       <w:sz w:val="32"/>
       <w:szCs w:val="32"/>
     </w:rPr>
@@ -1641,10 +1838,11 @@
       <w:keepLines/>
       <w:spacing w:after="80" w:before="160"/>
       <w:outlineLvl w:val="2"/>
+      <w:jc w:val="left"/>
     </w:pPr>
     <w:rPr>
       <w:rFonts w:cstheme="majorBidi" w:eastAsiaTheme="majorEastAsia"/>
-      <w:color w:themeColor="accent1" w:themeShade="BF" w:val="0F4761"/>
+      <w:color w:val="000000"/>
       <w:sz w:val="28"/>
       <w:szCs w:val="28"/>
     </w:rPr>
@@ -1664,12 +1862,13 @@
       <w:keepLines/>
       <w:spacing w:after="40" w:before="80"/>
       <w:outlineLvl w:val="3"/>
+      <w:jc w:val="left"/>
     </w:pPr>
     <w:rPr>
       <w:rFonts w:cstheme="majorBidi" w:eastAsiaTheme="majorEastAsia"/>
       <w:i/>
       <w:iCs/>
-      <w:color w:themeColor="accent1" w:themeShade="BF" w:val="0F4761"/>
+      <w:color w:val="000000"/>
     </w:rPr>
   </w:style>
   <w:style w:styleId="Heading5" w:type="paragraph">
@@ -1687,10 +1886,11 @@
       <w:keepLines/>
       <w:spacing w:after="40" w:before="80"/>
       <w:outlineLvl w:val="4"/>
+      <w:jc w:val="left"/>
     </w:pPr>
     <w:rPr>
       <w:rFonts w:cstheme="majorBidi" w:eastAsiaTheme="majorEastAsia"/>
-      <w:color w:themeColor="accent1" w:themeShade="BF" w:val="0F4761"/>
+      <w:color w:val="000000"/>
     </w:rPr>
   </w:style>
   <w:style w:styleId="Heading6" w:type="paragraph">
@@ -1708,12 +1908,13 @@
       <w:keepLines/>
       <w:spacing w:after="0" w:before="40"/>
       <w:outlineLvl w:val="5"/>
+      <w:jc w:val="left"/>
     </w:pPr>
     <w:rPr>
       <w:rFonts w:cstheme="majorBidi" w:eastAsiaTheme="majorEastAsia"/>
       <w:i/>
       <w:iCs/>
-      <w:color w:themeColor="text1" w:themeTint="A6" w:val="595959"/>
+      <w:color w:val="000000"/>
     </w:rPr>
   </w:style>
   <w:style w:styleId="Heading7" w:type="paragraph">
@@ -1734,7 +1935,7 @@
     </w:pPr>
     <w:rPr>
       <w:rFonts w:cstheme="majorBidi" w:eastAsiaTheme="majorEastAsia"/>
-      <w:color w:themeColor="text1" w:themeTint="A6" w:val="595959"/>
+      <w:color w:val="000000"/>
     </w:rPr>
   </w:style>
   <w:style w:styleId="Heading8" w:type="paragraph">
@@ -1757,7 +1958,7 @@
       <w:rFonts w:cstheme="majorBidi" w:eastAsiaTheme="majorEastAsia"/>
       <w:i/>
       <w:iCs/>
-      <w:color w:themeColor="text1" w:themeTint="D8" w:val="272727"/>
+      <w:color w:val="000000"/>
     </w:rPr>
   </w:style>
   <w:style w:styleId="Heading9" w:type="paragraph">
@@ -1778,7 +1979,7 @@
     </w:pPr>
     <w:rPr>
       <w:rFonts w:cstheme="majorBidi" w:eastAsiaTheme="majorEastAsia"/>
-      <w:color w:themeColor="text1" w:themeTint="D8" w:val="272727"/>
+      <w:color w:val="000000"/>
     </w:rPr>
   </w:style>
   <w:style w:customStyle="1" w:styleId="Heading1Char" w:type="character">
@@ -1789,7 +1990,7 @@
     <w:rsid w:val="00A10FD9"/>
     <w:rPr>
       <w:rFonts w:asciiTheme="majorHAnsi" w:cstheme="majorBidi" w:eastAsiaTheme="majorEastAsia" w:hAnsiTheme="majorHAnsi"/>
-      <w:color w:themeColor="accent1" w:themeShade="BF" w:val="0F4761"/>
+      <w:color w:val="000000"/>
       <w:sz w:val="40"/>
       <w:szCs w:val="40"/>
     </w:rPr>
@@ -1803,7 +2004,7 @@
     <w:rsid w:val="00A10FD9"/>
     <w:rPr>
       <w:rFonts w:asciiTheme="majorHAnsi" w:cstheme="majorBidi" w:eastAsiaTheme="majorEastAsia" w:hAnsiTheme="majorHAnsi"/>
-      <w:color w:themeColor="accent1" w:themeShade="BF" w:val="0F4761"/>
+      <w:color w:val="000000"/>
       <w:sz w:val="32"/>
       <w:szCs w:val="32"/>
     </w:rPr>
@@ -1817,7 +2018,7 @@
     <w:rsid w:val="00A10FD9"/>
     <w:rPr>
       <w:rFonts w:cstheme="majorBidi" w:eastAsiaTheme="majorEastAsia"/>
-      <w:color w:themeColor="accent1" w:themeShade="BF" w:val="0F4761"/>
+      <w:color w:val="000000"/>
       <w:sz w:val="28"/>
       <w:szCs w:val="28"/>
     </w:rPr>
@@ -1833,7 +2034,7 @@
       <w:rFonts w:cstheme="majorBidi" w:eastAsiaTheme="majorEastAsia"/>
       <w:i/>
       <w:iCs/>
-      <w:color w:themeColor="accent1" w:themeShade="BF" w:val="0F4761"/>
+      <w:color w:val="000000"/>
     </w:rPr>
   </w:style>
   <w:style w:customStyle="1" w:styleId="Heading5Char" w:type="character">
@@ -1845,7 +2046,7 @@
     <w:rsid w:val="00A10FD9"/>
     <w:rPr>
       <w:rFonts w:cstheme="majorBidi" w:eastAsiaTheme="majorEastAsia"/>
-      <w:color w:themeColor="accent1" w:themeShade="BF" w:val="0F4761"/>
+      <w:color w:val="000000"/>
     </w:rPr>
   </w:style>
   <w:style w:customStyle="1" w:styleId="Heading6Char" w:type="character">
@@ -1859,7 +2060,7 @@
       <w:rFonts w:cstheme="majorBidi" w:eastAsiaTheme="majorEastAsia"/>
       <w:i/>
       <w:iCs/>
-      <w:color w:themeColor="text1" w:themeTint="A6" w:val="595959"/>
+      <w:color w:val="000000"/>
     </w:rPr>
   </w:style>
   <w:style w:customStyle="1" w:styleId="Heading7Char" w:type="character">
@@ -1871,7 +2072,7 @@
     <w:rsid w:val="00A10FD9"/>
     <w:rPr>
       <w:rFonts w:cstheme="majorBidi" w:eastAsiaTheme="majorEastAsia"/>
-      <w:color w:themeColor="text1" w:themeTint="A6" w:val="595959"/>
+      <w:color w:val="000000"/>
     </w:rPr>
   </w:style>
   <w:style w:customStyle="1" w:styleId="Heading8Char" w:type="character">
@@ -1885,7 +2086,7 @@
       <w:rFonts w:cstheme="majorBidi" w:eastAsiaTheme="majorEastAsia"/>
       <w:i/>
       <w:iCs/>
-      <w:color w:themeColor="text1" w:themeTint="D8" w:val="272727"/>
+      <w:color w:val="000000"/>
     </w:rPr>
   </w:style>
   <w:style w:customStyle="1" w:styleId="Heading9Char" w:type="character">
@@ -1897,7 +2098,7 @@
     <w:rsid w:val="00A10FD9"/>
     <w:rPr>
       <w:rFonts w:cstheme="majorBidi" w:eastAsiaTheme="majorEastAsia"/>
-      <w:color w:themeColor="text1" w:themeTint="D8" w:val="272727"/>
+      <w:color w:val="000000"/>
     </w:rPr>
   </w:style>
   <w:style w:styleId="BlockText" w:type="paragraph">
@@ -2021,7 +2222,7 @@
     <w:basedOn w:val="BodyTextChar"/>
     <w:rPr>
       <w:rFonts w:ascii="Consolas" w:hAnsi="Consolas"/>
-      <w:sz w:val="22"/>
+      <w:sz w:val="18"/>
     </w:rPr>
   </w:style>
   <w:style w:customStyle="1" w:styleId="SectionNumber" w:type="character">
@@ -2039,7 +2240,7 @@
     <w:name w:val="Hyperlink"/>
     <w:basedOn w:val="BodyTextChar"/>
     <w:rPr>
-      <w:color w:themeColor="accent1" w:val="4F81BD"/>
+      <w:color w:val="000000"/>
     </w:rPr>
   </w:style>
   <w:style w:styleId="TOCHeading" w:type="paragraph">
@@ -2057,7 +2258,7 @@
       <w:rFonts w:asciiTheme="majorHAnsi" w:cstheme="majorBidi" w:eastAsiaTheme="majorEastAsia" w:hAnsiTheme="majorHAnsi"/>
       <w:b w:val="0"/>
       <w:bCs w:val="0"/>
-      <w:color w:themeColor="accent1" w:themeShade="BF" w:val="365F91"/>
+      <w:color w:val="000000"/>
     </w:rPr>
   </w:style>
   <w:style w:customStyle="1" w:styleId="SourceCode" w:type="paragraph">
@@ -2066,84 +2267,89 @@
     <w:link w:val="VerbatimChar"/>
     <w:pPr>
       <w:wordWrap w:val="off"/>
+      <w:jc w:val="left"/>
     </w:pPr>
+    <w:rPr>
+      <w:sz w:val="18"/>
+      <w:szCs w:val="18"/>
+    </w:rPr>
   </w:style>
   <w:style w:customStyle="1" w:styleId="KeywordTok" w:type="character">
     <w:name w:val="KeywordTok"/>
     <w:basedOn w:val="VerbatimChar"/>
     <w:rPr>
       <w:b/>
-      <w:color w:val="007020"/>
+      <w:color w:val="000000"/>
     </w:rPr>
   </w:style>
   <w:style w:customStyle="1" w:styleId="DataTypeTok" w:type="character">
     <w:name w:val="DataTypeTok"/>
     <w:basedOn w:val="VerbatimChar"/>
     <w:rPr>
-      <w:color w:val="902000"/>
+      <w:color w:val="000000"/>
     </w:rPr>
   </w:style>
   <w:style w:customStyle="1" w:styleId="DecValTok" w:type="character">
     <w:name w:val="DecValTok"/>
     <w:basedOn w:val="VerbatimChar"/>
     <w:rPr>
-      <w:color w:val="40a070"/>
+      <w:color w:val="000000"/>
     </w:rPr>
   </w:style>
   <w:style w:customStyle="1" w:styleId="BaseNTok" w:type="character">
     <w:name w:val="BaseNTok"/>
     <w:basedOn w:val="VerbatimChar"/>
     <w:rPr>
-      <w:color w:val="40a070"/>
+      <w:color w:val="000000"/>
     </w:rPr>
   </w:style>
   <w:style w:customStyle="1" w:styleId="FloatTok" w:type="character">
     <w:name w:val="FloatTok"/>
     <w:basedOn w:val="VerbatimChar"/>
     <w:rPr>
-      <w:color w:val="40a070"/>
+      <w:color w:val="000000"/>
     </w:rPr>
   </w:style>
   <w:style w:customStyle="1" w:styleId="ConstantTok" w:type="character">
     <w:name w:val="ConstantTok"/>
     <w:basedOn w:val="VerbatimChar"/>
     <w:rPr>
-      <w:color w:val="880000"/>
+      <w:color w:val="000000"/>
     </w:rPr>
   </w:style>
   <w:style w:customStyle="1" w:styleId="CharTok" w:type="character">
     <w:name w:val="CharTok"/>
     <w:basedOn w:val="VerbatimChar"/>
     <w:rPr>
-      <w:color w:val="4070a0"/>
+      <w:color w:val="000000"/>
     </w:rPr>
   </w:style>
   <w:style w:customStyle="1" w:styleId="SpecialCharTok" w:type="character">
     <w:name w:val="SpecialCharTok"/>
     <w:basedOn w:val="VerbatimChar"/>
     <w:rPr>
-      <w:color w:val="4070a0"/>
+      <w:color w:val="000000"/>
     </w:rPr>
   </w:style>
   <w:style w:customStyle="1" w:styleId="StringTok" w:type="character">
     <w:name w:val="StringTok"/>
     <w:basedOn w:val="VerbatimChar"/>
     <w:rPr>
-      <w:color w:val="4070a0"/>
+      <w:color w:val="000000"/>
     </w:rPr>
   </w:style>
   <w:style w:customStyle="1" w:styleId="VerbatimStringTok" w:type="character">
     <w:name w:val="VerbatimStringTok"/>
     <w:basedOn w:val="VerbatimChar"/>
     <w:rPr>
-      <w:color w:val="4070a0"/>
+      <w:color w:val="000000"/>
     </w:rPr>
   </w:style>
   <w:style w:customStyle="1" w:styleId="SpecialStringTok" w:type="character">
     <w:name w:val="SpecialStringTok"/>
     <w:basedOn w:val="VerbatimChar"/>
     <w:rPr>
-      <w:color w:val="bb6688"/>
+      <w:color w:val="000000"/>
     </w:rPr>
   </w:style>
   <w:style w:customStyle="1" w:styleId="ImportTok" w:type="character">
@@ -2151,7 +2357,7 @@
     <w:basedOn w:val="VerbatimChar"/>
     <w:rPr>
       <w:b/>
-      <w:color w:val="008000"/>
+      <w:color w:val="000000"/>
     </w:rPr>
   </w:style>
   <w:style w:customStyle="1" w:styleId="CommentTok" w:type="character">
@@ -2159,7 +2365,7 @@
     <w:basedOn w:val="VerbatimChar"/>
     <w:rPr>
       <w:i/>
-      <w:color w:val="60a0b0"/>
+      <w:color w:val="000000"/>
     </w:rPr>
   </w:style>
   <w:style w:customStyle="1" w:styleId="DocumentationTok" w:type="character">
@@ -2167,7 +2373,7 @@
     <w:basedOn w:val="VerbatimChar"/>
     <w:rPr>
       <w:i/>
-      <w:color w:val="ba2121"/>
+      <w:color w:val="000000"/>
     </w:rPr>
   </w:style>
   <w:style w:customStyle="1" w:styleId="AnnotationTok" w:type="character">
@@ -2176,7 +2382,7 @@
     <w:rPr>
       <w:b/>
       <w:i/>
-      <w:color w:val="60a0b0"/>
+      <w:color w:val="000000"/>
     </w:rPr>
   </w:style>
   <w:style w:customStyle="1" w:styleId="CommentVarTok" w:type="character">
@@ -2185,28 +2391,28 @@
     <w:rPr>
       <w:b/>
       <w:i/>
-      <w:color w:val="60a0b0"/>
+      <w:color w:val="000000"/>
     </w:rPr>
   </w:style>
   <w:style w:customStyle="1" w:styleId="OtherTok" w:type="character">
     <w:name w:val="OtherTok"/>
     <w:basedOn w:val="VerbatimChar"/>
     <w:rPr>
-      <w:color w:val="007020"/>
+      <w:color w:val="000000"/>
     </w:rPr>
   </w:style>
   <w:style w:customStyle="1" w:styleId="FunctionTok" w:type="character">
     <w:name w:val="FunctionTok"/>
     <w:basedOn w:val="VerbatimChar"/>
     <w:rPr>
-      <w:color w:val="06287e"/>
+      <w:color w:val="000000"/>
     </w:rPr>
   </w:style>
   <w:style w:customStyle="1" w:styleId="VariableTok" w:type="character">
     <w:name w:val="VariableTok"/>
     <w:basedOn w:val="VerbatimChar"/>
     <w:rPr>
-      <w:color w:val="19177c"/>
+      <w:color w:val="000000"/>
     </w:rPr>
   </w:style>
   <w:style w:customStyle="1" w:styleId="ControlFlowTok" w:type="character">
@@ -2214,21 +2420,21 @@
     <w:basedOn w:val="VerbatimChar"/>
     <w:rPr>
       <w:b/>
-      <w:color w:val="007020"/>
+      <w:color w:val="000000"/>
     </w:rPr>
   </w:style>
   <w:style w:customStyle="1" w:styleId="OperatorTok" w:type="character">
     <w:name w:val="OperatorTok"/>
     <w:basedOn w:val="VerbatimChar"/>
     <w:rPr>
-      <w:color w:val="666666"/>
+      <w:color w:val="000000"/>
     </w:rPr>
   </w:style>
   <w:style w:customStyle="1" w:styleId="BuiltInTok" w:type="character">
     <w:name w:val="BuiltInTok"/>
     <w:basedOn w:val="VerbatimChar"/>
     <w:rPr>
-      <w:color w:val="008000"/>
+      <w:color w:val="000000"/>
     </w:rPr>
   </w:style>
   <w:style w:customStyle="1" w:styleId="ExtensionTok" w:type="character">
@@ -2240,14 +2446,14 @@
     <w:name w:val="PreprocessorTok"/>
     <w:basedOn w:val="VerbatimChar"/>
     <w:rPr>
-      <w:color w:val="bc7a00"/>
+      <w:color w:val="000000"/>
     </w:rPr>
   </w:style>
   <w:style w:customStyle="1" w:styleId="AttributeTok" w:type="character">
     <w:name w:val="AttributeTok"/>
     <w:basedOn w:val="VerbatimChar"/>
     <w:rPr>
-      <w:color w:val="7d9029"/>
+      <w:color w:val="000000"/>
     </w:rPr>
   </w:style>
   <w:style w:customStyle="1" w:styleId="RegionMarkerTok" w:type="character">
@@ -2261,7 +2467,7 @@
     <w:rPr>
       <w:b/>
       <w:i/>
-      <w:color w:val="60a0b0"/>
+      <w:color w:val="000000"/>
     </w:rPr>
   </w:style>
   <w:style w:customStyle="1" w:styleId="WarningTok" w:type="character">
@@ -2270,7 +2476,7 @@
     <w:rPr>
       <w:b/>
       <w:i/>
-      <w:color w:val="60a0b0"/>
+      <w:color w:val="000000"/>
     </w:rPr>
   </w:style>
   <w:style w:customStyle="1" w:styleId="AlertTok" w:type="character">
@@ -2278,7 +2484,7 @@
     <w:basedOn w:val="VerbatimChar"/>
     <w:rPr>
       <w:b/>
-      <w:color w:val="ff0000"/>
+      <w:color w:val="000000"/>
     </w:rPr>
   </w:style>
   <w:style w:customStyle="1" w:styleId="ErrorTok" w:type="character">
@@ -2286,7 +2492,7 @@
     <w:basedOn w:val="VerbatimChar"/>
     <w:rPr>
       <w:b/>
-      <w:color w:val="ff0000"/>
+      <w:color w:val="000000"/>
     </w:rPr>
   </w:style>
   <w:style w:customStyle="1" w:styleId="NormalTok" w:type="character">

--- a/paper/SUBMISSION_CHECKLIST.docx
+++ b/paper/SUBMISSION_CHECKLIST.docx
@@ -2,7 +2,7 @@
 <file path=word/document.xml><?xml version="1.0" encoding="utf-8"?>
 <w:document xmlns:w="http://schemas.openxmlformats.org/wordprocessingml/2006/main" xmlns:m="http://schemas.openxmlformats.org/officeDocument/2006/math" xmlns:r="http://schemas.openxmlformats.org/officeDocument/2006/relationships" xmlns:o="urn:schemas-microsoft-com:office:office" xmlns:v="urn:schemas-microsoft-com:vml" xmlns:w10="urn:schemas-microsoft-com:office:word" xmlns:a="http://schemas.openxmlformats.org/drawingml/2006/main" xmlns:pic="http://schemas.openxmlformats.org/drawingml/2006/picture" xmlns:wp="http://schemas.openxmlformats.org/drawingml/2006/wordprocessingDrawing">
   <w:body>
-    <w:bookmarkStart w:id="2287" w:name="X60b781f7bb818b2fc53a92ebfd922bb1a83c530"/>
+    <w:bookmarkStart w:id="2334" w:name="X60b781f7bb818b2fc53a92ebfd922bb1a83c530"/>
     <w:p>
       <w:pPr>
         <w:pStyle w:val="Heading1"/>
@@ -16,27 +16,175 @@
         <w:pStyle w:val="FirstParagraph"/>
       </w:pPr>
       <w:r>
-        <w:t xml:space="preserve">Updated 2026-09-09 (sixth pass, v0.5.1). Two authors, the gas couplings and the full</w:t>
-      </w:r>
-      <w:r>
-        <w:t xml:space="preserve"> </w:t>
-      </w:r>
-      <w:r>
-        <w:t xml:space="preserve">system set are described, references verified and citations renumbered, gates re-run green.</w:t>
-      </w:r>
-      <w:r>
-        <w:t xml:space="preserve"> </w:t>
-      </w:r>
-      <w:r>
-        <w:t xml:space="preserve">Ready for the two submission clicks below.</w:t>
-      </w:r>
-    </w:p>
-    <w:bookmarkStart w:id="2277" w:name="done-2026-09-09-sixth-pass---v0.5.1"/>
+        <w:t xml:space="preserve">Updated 2026-09-09 (seventh pass, v0.6.0). The XTDB third-generation reader is now built and</w:t>
+      </w:r>
+      <w:r>
+        <w:t xml:space="preserve"> </w:t>
+      </w:r>
+      <w:r>
+        <w:t xml:space="preserve">described, two authors, the gas couplings and the full system set are described, references</w:t>
+      </w:r>
+      <w:r>
+        <w:t xml:space="preserve"> </w:t>
+      </w:r>
+      <w:r>
+        <w:t xml:space="preserve">verified and citations renumbered, gates re-run green. Ready for the two submission clicks below.</w:t>
+      </w:r>
+    </w:p>
+    <w:bookmarkStart w:id="2323" w:name="done-2026-09-09-seventh-pass---v0.6.0"/>
     <w:p>
       <w:pPr>
         <w:pStyle w:val="Heading2"/>
       </w:pPr>
       <w:r>
+        <w:t xml:space="preserve">Done (2026-09-09, seventh pass - v0.6.0)</w:t>
+      </w:r>
+    </w:p>
+    <w:p>
+      <w:pPr>
+        <w:pStyle w:val="Compact"/>
+        <w:numPr>
+          <w:ilvl w:val="0"/>
+          <w:numId w:val="1001"/>
+        </w:numPr>
+      </w:pPr>
+      <w:r>
+        <w:t xml:space="preserve">XTDB reader built and shipped (src/xtdb.c, src/xtdb.h): parses the open XML CALPHAD format</w:t>
+      </w:r>
+      <w:r>
+        <w:t xml:space="preserve"> </w:t>
+      </w:r>
+      <w:r>
+        <w:t xml:space="preserve">and assembles third-generation Gibbs energies, an Einstein heat capacity valid to 0 K</w:t>
+      </w:r>
+      <w:r>
+        <w:t xml:space="preserve"> </w:t>
+      </w:r>
+      <w:r>
+        <w:t xml:space="preserve">(weighted by atom count per formula unit) and a two-state liquid. Compiled into the</w:t>
+      </w:r>
+      <w:r>
+        <w:t xml:space="preserve"> </w:t>
+      </w:r>
+      <w:r>
+        <w:t xml:space="preserve">WebAssembly core; a dedicated browser card reads an .xtdb file and computes its binary</w:t>
+      </w:r>
+      <w:r>
+        <w:t xml:space="preserve"> </w:t>
+      </w:r>
+      <w:r>
+        <w:t xml:space="preserve">phase diagram live by lower-convex-hull common-tangent construction.</w:t>
+      </w:r>
+    </w:p>
+    <w:p>
+      <w:pPr>
+        <w:pStyle w:val="Compact"/>
+        <w:numPr>
+          <w:ilvl w:val="0"/>
+          <w:numId w:val="1001"/>
+        </w:numPr>
+      </w:pPr>
+      <w:r>
+        <w:t xml:space="preserve">Two databases ship: data/xtdb/AlC.xtdb (third-generation Al-C, He et al. 2021, our own</w:t>
+      </w:r>
+      <w:r>
+        <w:t xml:space="preserve"> </w:t>
+      </w:r>
+      <w:r>
+        <w:t xml:space="preserve">transcription; reproduces Al melting 933.47 K and the Al4C3 peritectic 2429 K) and</w:t>
+      </w:r>
+      <w:r>
+        <w:t xml:space="preserve"> </w:t>
+      </w:r>
+      <w:r>
+        <w:t xml:space="preserve">web/PbSn.xtdb (classic assessment in XTDB, Ngai &amp; Chang 1981; eutectic 456 K, x(Sn) 0.74).</w:t>
+      </w:r>
+    </w:p>
+    <w:p>
+      <w:pPr>
+        <w:pStyle w:val="Compact"/>
+        <w:numPr>
+          <w:ilvl w:val="0"/>
+          <w:numId w:val="1001"/>
+        </w:numPr>
+      </w:pPr>
+      <w:r>
+        <w:t xml:space="preserve">Validated: C engine matches an independent Python evaluator to &lt; 1e-6 J/mol-atom across the</w:t>
+      </w:r>
+      <w:r>
+        <w:t xml:space="preserve"> </w:t>
+      </w:r>
+      <w:r>
+        <w:t xml:space="preserve">Einstein, two-state, and excess terms; heat capacities physical (graphite ~8.5, Al ~3R,</w:t>
+      </w:r>
+      <w:r>
+        <w:t xml:space="preserve"> </w:t>
+      </w:r>
+      <w:r>
+        <w:t xml:space="preserve">Al4C3 -&gt; 7*3R); reproduced in-browser (WASM). The Al4C3 Cp/atom-count convention was flagged</w:t>
+      </w:r>
+      <w:r>
+        <w:t xml:space="preserve"> </w:t>
+      </w:r>
+      <w:r>
+        <w:t xml:space="preserve">to Michael as a science tie and confirmed against the XTDB spec and the He 2021 diagram.</w:t>
+      </w:r>
+    </w:p>
+    <w:p>
+      <w:pPr>
+        <w:pStyle w:val="Compact"/>
+        <w:numPr>
+          <w:ilvl w:val="0"/>
+          <w:numId w:val="1001"/>
+        </w:numPr>
+      </w:pPr>
+      <w:r>
+        <w:t xml:space="preserve">Manuscript: abstract, Table 1, and reuse section updated (engine reads XTDB directly with</w:t>
+      </w:r>
+      <w:r>
+        <w:t xml:space="preserve"> </w:t>
+      </w:r>
+      <w:r>
+        <w:t xml:space="preserve">third-generation models); Figure 10 added (Al-C and Pb-Sn); three registry-verified</w:t>
+      </w:r>
+      <w:r>
+        <w:t xml:space="preserve"> </w:t>
+      </w:r>
+      <w:r>
+        <w:t xml:space="preserve">references added (Chen &amp; Sundman 2001, He et al. 2021, Ngai &amp; Chang 1981; argus check 3/3</w:t>
+      </w:r>
+      <w:r>
+        <w:t xml:space="preserve"> </w:t>
+      </w:r>
+      <w:r>
+        <w:t xml:space="preserve">ok, canonical numbering 50 total); version bumped v0.5.1 -&gt; v0.6.0; argus order green</w:t>
+      </w:r>
+      <w:r>
+        <w:t xml:space="preserve"> </w:t>
+      </w:r>
+      <w:r>
+        <w:t xml:space="preserve">(50 citations, tables 1-3, figures 1-10 all resolve).</w:t>
+      </w:r>
+    </w:p>
+    <w:p>
+      <w:pPr>
+        <w:pStyle w:val="Compact"/>
+        <w:numPr>
+          <w:ilvl w:val="0"/>
+          <w:numId w:val="1001"/>
+        </w:numPr>
+      </w:pPr>
+      <w:r>
+        <w:t xml:space="preserve">OPEN: cut the v0.6.0 git tag/release (the paper references it); then the two submission clicks.</w:t>
+      </w:r>
+    </w:p>
+    <w:bookmarkEnd w:id="2323"/>
+    <w:bookmarkStart w:id="2324" w:name="done-2026-09-09-sixth-pass---v0.5.1"/>
+    <w:p>
+      <w:pPr>
+        <w:pStyle w:val="Heading2"/>
+      </w:pPr>
+      <w:r>
         <w:t xml:space="preserve">Done (2026-09-09, sixth pass - v0.5.1)</w:t>
       </w:r>
     </w:p>
@@ -45,7 +193,7 @@
         <w:pStyle w:val="Compact"/>
         <w:numPr>
           <w:ilvl w:val="0"/>
-          <w:numId w:val="1001"/>
+          <w:numId w:val="1002"/>
         </w:numPr>
       </w:pPr>
       <w:r>
@@ -81,7 +229,7 @@
         <w:pStyle w:val="Compact"/>
         <w:numPr>
           <w:ilvl w:val="0"/>
-          <w:numId w:val="1001"/>
+          <w:numId w:val="1002"/>
         </w:numPr>
       </w:pPr>
       <w:r>
@@ -105,7 +253,7 @@
         <w:pStyle w:val="Compact"/>
         <w:numPr>
           <w:ilvl w:val="0"/>
-          <w:numId w:val="1001"/>
+          <w:numId w:val="1002"/>
         </w:numPr>
       </w:pPr>
       <w:r>
@@ -141,7 +289,7 @@
         <w:pStyle w:val="Compact"/>
         <w:numPr>
           <w:ilvl w:val="0"/>
-          <w:numId w:val="1001"/>
+          <w:numId w:val="1002"/>
         </w:numPr>
       </w:pPr>
       <w:r>
@@ -159,7 +307,7 @@
         <w:pStyle w:val="Compact"/>
         <w:numPr>
           <w:ilvl w:val="0"/>
-          <w:numId w:val="1001"/>
+          <w:numId w:val="1002"/>
         </w:numPr>
       </w:pPr>
       <w:r>
@@ -189,27 +337,15 @@
         <w:pStyle w:val="Compact"/>
         <w:numPr>
           <w:ilvl w:val="0"/>
-          <w:numId w:val="1001"/>
+          <w:numId w:val="1002"/>
         </w:numPr>
       </w:pPr>
       <w:r>
         <w:t xml:space="preserve">CONTRIBUTING.md added to the remote with the code/science boundary rule.</w:t>
       </w:r>
     </w:p>
-    <w:p>
-      <w:pPr>
-        <w:pStyle w:val="Compact"/>
-        <w:numPr>
-          <w:ilvl w:val="0"/>
-          <w:numId w:val="1001"/>
-        </w:numPr>
-      </w:pPr>
-      <w:r>
-        <w:t xml:space="preserve">OPEN: cut the v0.5.1 git tag/release (the paper references it); then the two submission clicks.</w:t>
-      </w:r>
-    </w:p>
-    <w:bookmarkEnd w:id="2277"/>
-    <w:bookmarkStart w:id="2278" w:name="done-2026-09-03-fifth-pass---v0.4.0"/>
+    <w:bookmarkEnd w:id="2324"/>
+    <w:bookmarkStart w:id="2325" w:name="done-2026-09-03-fifth-pass---v0.4.0"/>
     <w:p>
       <w:pPr>
         <w:pStyle w:val="Heading2"/>
@@ -223,7 +359,7 @@
         <w:pStyle w:val="Compact"/>
         <w:numPr>
           <w:ilvl w:val="0"/>
-          <w:numId w:val="1002"/>
+          <w:numId w:val="1003"/>
         </w:numPr>
       </w:pPr>
       <w:r>
@@ -253,7 +389,7 @@
         <w:pStyle w:val="Compact"/>
         <w:numPr>
           <w:ilvl w:val="0"/>
-          <w:numId w:val="1002"/>
+          <w:numId w:val="1003"/>
         </w:numPr>
       </w:pPr>
       <w:r>
@@ -277,7 +413,7 @@
         <w:pStyle w:val="Compact"/>
         <w:numPr>
           <w:ilvl w:val="0"/>
-          <w:numId w:val="1002"/>
+          <w:numId w:val="1003"/>
         </w:numPr>
       </w:pPr>
       <w:r>
@@ -307,7 +443,7 @@
         <w:pStyle w:val="Compact"/>
         <w:numPr>
           <w:ilvl w:val="0"/>
-          <w:numId w:val="1002"/>
+          <w:numId w:val="1003"/>
         </w:numPr>
       </w:pPr>
       <w:r>
@@ -325,7 +461,7 @@
         <w:pStyle w:val="Compact"/>
         <w:numPr>
           <w:ilvl w:val="0"/>
-          <w:numId w:val="1002"/>
+          <w:numId w:val="1003"/>
         </w:numPr>
       </w:pPr>
       <w:r>
@@ -349,7 +485,7 @@
         <w:pStyle w:val="Compact"/>
         <w:numPr>
           <w:ilvl w:val="0"/>
-          <w:numId w:val="1002"/>
+          <w:numId w:val="1003"/>
         </w:numPr>
       </w:pPr>
       <w:r>
@@ -373,15 +509,15 @@
         <w:pStyle w:val="Compact"/>
         <w:numPr>
           <w:ilvl w:val="0"/>
-          <w:numId w:val="1002"/>
+          <w:numId w:val="1003"/>
         </w:numPr>
       </w:pPr>
       <w:r>
         <w:t xml:space="preserve">Cover letter re-dated 3 September 2026, archive line v0.4.0.</w:t>
       </w:r>
     </w:p>
-    <w:bookmarkEnd w:id="2278"/>
-    <w:bookmarkStart w:id="2279" w:name="done-2026-09-02-fourth-pass---v0.3.0"/>
+    <w:bookmarkEnd w:id="2325"/>
+    <w:bookmarkStart w:id="2326" w:name="done-2026-09-02-fourth-pass---v0.3.0"/>
     <w:p>
       <w:pPr>
         <w:pStyle w:val="Heading2"/>
@@ -395,7 +531,7 @@
         <w:pStyle w:val="Compact"/>
         <w:numPr>
           <w:ilvl w:val="0"/>
-          <w:numId w:val="1003"/>
+          <w:numId w:val="1004"/>
         </w:numPr>
       </w:pPr>
       <w:r>
@@ -431,7 +567,7 @@
         <w:pStyle w:val="Compact"/>
         <w:numPr>
           <w:ilvl w:val="0"/>
-          <w:numId w:val="1003"/>
+          <w:numId w:val="1004"/>
         </w:numPr>
       </w:pPr>
       <w:r>
@@ -479,15 +615,15 @@
         <w:pStyle w:val="Compact"/>
         <w:numPr>
           <w:ilvl w:val="0"/>
-          <w:numId w:val="1003"/>
+          <w:numId w:val="1004"/>
         </w:numPr>
       </w:pPr>
       <w:r>
         <w:t xml:space="preserve">Version bumped to v0.3.0 throughout (software location, data availability, cover letter).</w:t>
       </w:r>
     </w:p>
-    <w:bookmarkEnd w:id="2279"/>
-    <w:bookmarkStart w:id="2280" w:name="done-2026-09-02-third-pass"/>
+    <w:bookmarkEnd w:id="2326"/>
+    <w:bookmarkStart w:id="2327" w:name="done-2026-09-02-third-pass"/>
     <w:p>
       <w:pPr>
         <w:pStyle w:val="Heading2"/>
@@ -500,7 +636,7 @@
       <w:pPr>
         <w:numPr>
           <w:ilvl w:val="0"/>
-          <w:numId w:val="1004"/>
+          <w:numId w:val="1005"/>
         </w:numPr>
       </w:pPr>
       <w:r>
@@ -511,7 +647,7 @@
       <w:pPr>
         <w:numPr>
           <w:ilvl w:val="0"/>
-          <w:numId w:val="1004"/>
+          <w:numId w:val="1005"/>
         </w:numPr>
       </w:pPr>
       <w:r>
@@ -540,7 +676,7 @@
       <w:pPr>
         <w:numPr>
           <w:ilvl w:val="0"/>
-          <w:numId w:val="1004"/>
+          <w:numId w:val="1005"/>
         </w:numPr>
       </w:pPr>
       <w:r>
@@ -557,7 +693,7 @@
       <w:pPr>
         <w:numPr>
           <w:ilvl w:val="0"/>
-          <w:numId w:val="1004"/>
+          <w:numId w:val="1005"/>
         </w:numPr>
       </w:pPr>
       <w:r>
@@ -592,7 +728,7 @@
       <w:pPr>
         <w:numPr>
           <w:ilvl w:val="0"/>
-          <w:numId w:val="1004"/>
+          <w:numId w:val="1005"/>
         </w:numPr>
       </w:pPr>
       <w:r>
@@ -623,8 +759,8 @@
         <w:t xml:space="preserve">to 10.1063/1.1696115 before it entered the list.</w:t>
       </w:r>
     </w:p>
-    <w:bookmarkEnd w:id="2280"/>
-    <w:bookmarkStart w:id="2281" w:name="remaining---michaels-two-clicks"/>
+    <w:bookmarkEnd w:id="2327"/>
+    <w:bookmarkStart w:id="2328" w:name="remaining---michaels-two-clicks"/>
     <w:p>
       <w:pPr>
         <w:pStyle w:val="Heading2"/>
@@ -638,7 +774,7 @@
         <w:pStyle w:val="Compact"/>
         <w:numPr>
           <w:ilvl w:val="0"/>
-          <w:numId w:val="1005"/>
+          <w:numId w:val="1006"/>
         </w:numPr>
       </w:pPr>
       <w:r>
@@ -690,7 +826,7 @@
         <w:pStyle w:val="Compact"/>
         <w:numPr>
           <w:ilvl w:val="0"/>
-          <w:numId w:val="1005"/>
+          <w:numId w:val="1006"/>
         </w:numPr>
       </w:pPr>
       <w:r>
@@ -718,7 +854,7 @@
         <w:pStyle w:val="Compact"/>
         <w:numPr>
           <w:ilvl w:val="0"/>
-          <w:numId w:val="1005"/>
+          <w:numId w:val="1006"/>
         </w:numPr>
       </w:pPr>
       <w:r>
@@ -731,8 +867,8 @@
         <w:t xml:space="preserve">LinkedIn series.</w:t>
       </w:r>
     </w:p>
-    <w:bookmarkEnd w:id="2281"/>
-    <w:bookmarkStart w:id="2282" w:name="prior-passes"/>
+    <w:bookmarkEnd w:id="2328"/>
+    <w:bookmarkStart w:id="2329" w:name="prior-passes"/>
     <w:p>
       <w:pPr>
         <w:pStyle w:val="Heading2"/>
@@ -755,8 +891,8 @@
         <w:t xml:space="preserve">repository is public, and v0.1.0 is tagged. The list below is what remains.</w:t>
       </w:r>
     </w:p>
-    <w:bookmarkEnd w:id="2282"/>
-    <w:bookmarkStart w:id="2283" w:name="done-2026-08-25"/>
+    <w:bookmarkEnd w:id="2329"/>
+    <w:bookmarkStart w:id="2330" w:name="done-2026-08-25"/>
     <w:p>
       <w:pPr>
         <w:pStyle w:val="Heading2"/>
@@ -770,7 +906,7 @@
         <w:pStyle w:val="Compact"/>
         <w:numPr>
           <w:ilvl w:val="0"/>
-          <w:numId w:val="1006"/>
+          <w:numId w:val="1007"/>
         </w:numPr>
       </w:pPr>
       <w:r>
@@ -782,7 +918,7 @@
         <w:pStyle w:val="Compact"/>
         <w:numPr>
           <w:ilvl w:val="0"/>
-          <w:numId w:val="1006"/>
+          <w:numId w:val="1007"/>
         </w:numPr>
       </w:pPr>
       <w:r>
@@ -794,7 +930,7 @@
         <w:pStyle w:val="Compact"/>
         <w:numPr>
           <w:ilvl w:val="0"/>
-          <w:numId w:val="1006"/>
+          <w:numId w:val="1007"/>
         </w:numPr>
       </w:pPr>
       <w:r>
@@ -818,7 +954,7 @@
         <w:pStyle w:val="Compact"/>
         <w:numPr>
           <w:ilvl w:val="0"/>
-          <w:numId w:val="1006"/>
+          <w:numId w:val="1007"/>
         </w:numPr>
       </w:pPr>
       <w:r>
@@ -860,7 +996,7 @@
         <w:pStyle w:val="Compact"/>
         <w:numPr>
           <w:ilvl w:val="0"/>
-          <w:numId w:val="1006"/>
+          <w:numId w:val="1007"/>
         </w:numPr>
       </w:pPr>
       <w:r>
@@ -873,8 +1009,8 @@
         <w:t xml:space="preserve">release v0.1.0.</w:t>
       </w:r>
     </w:p>
-    <w:bookmarkEnd w:id="2283"/>
-    <w:bookmarkStart w:id="2284" w:name="remaining-before-submission"/>
+    <w:bookmarkEnd w:id="2330"/>
+    <w:bookmarkStart w:id="2331" w:name="remaining-before-submission"/>
     <w:p>
       <w:pPr>
         <w:pStyle w:val="Heading2"/>
@@ -888,7 +1024,7 @@
         <w:pStyle w:val="Compact"/>
         <w:numPr>
           <w:ilvl w:val="0"/>
-          <w:numId w:val="1007"/>
+          <w:numId w:val="1008"/>
         </w:numPr>
       </w:pPr>
       <w:r>
@@ -943,7 +1079,7 @@
         <w:pStyle w:val="Compact"/>
         <w:numPr>
           <w:ilvl w:val="0"/>
-          <w:numId w:val="1007"/>
+          <w:numId w:val="1008"/>
         </w:numPr>
       </w:pPr>
       <w:r>
@@ -971,7 +1107,7 @@
         <w:pStyle w:val="Compact"/>
         <w:numPr>
           <w:ilvl w:val="0"/>
-          <w:numId w:val="1007"/>
+          <w:numId w:val="1008"/>
         </w:numPr>
       </w:pPr>
       <w:r>
@@ -1011,7 +1147,7 @@
         <w:pStyle w:val="Compact"/>
         <w:numPr>
           <w:ilvl w:val="0"/>
-          <w:numId w:val="1007"/>
+          <w:numId w:val="1008"/>
         </w:numPr>
       </w:pPr>
       <w:r>
@@ -1028,8 +1164,8 @@
         <w:t xml:space="preserve">if submission is not on 2026-08-25.</w:t>
       </w:r>
     </w:p>
-    <w:bookmarkEnd w:id="2284"/>
-    <w:bookmarkStart w:id="2285" w:name="X0b0de9608375c0b510d028c84fe6ac621772307"/>
+    <w:bookmarkEnd w:id="2331"/>
+    <w:bookmarkStart w:id="2332" w:name="X0b0de9608375c0b510d028c84fe6ac621772307"/>
     <w:p>
       <w:pPr>
         <w:pStyle w:val="Heading2"/>
@@ -1043,7 +1179,7 @@
         <w:pStyle w:val="Compact"/>
         <w:numPr>
           <w:ilvl w:val="0"/>
-          <w:numId w:val="1008"/>
+          <w:numId w:val="1009"/>
         </w:numPr>
       </w:pPr>
       <w:r>
@@ -1073,7 +1209,7 @@
         <w:pStyle w:val="Compact"/>
         <w:numPr>
           <w:ilvl w:val="0"/>
-          <w:numId w:val="1008"/>
+          <w:numId w:val="1009"/>
         </w:numPr>
       </w:pPr>
       <w:r>
@@ -1085,7 +1221,7 @@
         <w:pStyle w:val="Compact"/>
         <w:numPr>
           <w:ilvl w:val="0"/>
-          <w:numId w:val="1008"/>
+          <w:numId w:val="1009"/>
         </w:numPr>
       </w:pPr>
       <w:r>
@@ -1097,7 +1233,7 @@
         <w:pStyle w:val="Compact"/>
         <w:numPr>
           <w:ilvl w:val="0"/>
-          <w:numId w:val="1008"/>
+          <w:numId w:val="1009"/>
         </w:numPr>
       </w:pPr>
       <w:r>
@@ -1109,7 +1245,7 @@
         <w:pStyle w:val="Compact"/>
         <w:numPr>
           <w:ilvl w:val="0"/>
-          <w:numId w:val="1008"/>
+          <w:numId w:val="1009"/>
         </w:numPr>
       </w:pPr>
       <w:r>
@@ -1121,7 +1257,7 @@
         <w:pStyle w:val="Compact"/>
         <w:numPr>
           <w:ilvl w:val="0"/>
-          <w:numId w:val="1008"/>
+          <w:numId w:val="1009"/>
         </w:numPr>
       </w:pPr>
       <w:r>
@@ -1133,7 +1269,7 @@
         <w:pStyle w:val="Compact"/>
         <w:numPr>
           <w:ilvl w:val="0"/>
-          <w:numId w:val="1008"/>
+          <w:numId w:val="1009"/>
         </w:numPr>
       </w:pPr>
       <w:r>
@@ -1146,8 +1282,8 @@
         <w:t xml:space="preserve">black, Odinzen-only byline, references render correctly.</w:t>
       </w:r>
     </w:p>
-    <w:bookmarkEnd w:id="2285"/>
-    <w:bookmarkStart w:id="2286" w:name="notes"/>
+    <w:bookmarkEnd w:id="2332"/>
+    <w:bookmarkStart w:id="2333" w:name="notes"/>
     <w:p>
       <w:pPr>
         <w:pStyle w:val="Heading2"/>
@@ -1161,7 +1297,7 @@
         <w:pStyle w:val="Compact"/>
         <w:numPr>
           <w:ilvl w:val="0"/>
-          <w:numId w:val="1009"/>
+          <w:numId w:val="1010"/>
         </w:numPr>
       </w:pPr>
       <w:r>
@@ -1179,7 +1315,7 @@
         <w:pStyle w:val="Compact"/>
         <w:numPr>
           <w:ilvl w:val="0"/>
-          <w:numId w:val="1009"/>
+          <w:numId w:val="1010"/>
         </w:numPr>
       </w:pPr>
       <w:r>
@@ -1191,7 +1327,7 @@
         <w:pStyle w:val="Compact"/>
         <w:numPr>
           <w:ilvl w:val="0"/>
-          <w:numId w:val="1009"/>
+          <w:numId w:val="1010"/>
         </w:numPr>
       </w:pPr>
       <w:r>
@@ -1204,8 +1340,8 @@
         <w:t xml:space="preserve">added in revision if reviewers ask.</w:t>
       </w:r>
     </w:p>
-    <w:bookmarkEnd w:id="2286"/>
-    <w:bookmarkEnd w:id="2287"/>
+    <w:bookmarkEnd w:id="2333"/>
+    <w:bookmarkEnd w:id="2334"/>
     <w:sectPr>
       <w:footnotePr>
         <w:numRestart w:val="eachSect"/>
@@ -1520,6 +1656,9 @@
     <w:abstractNumId w:val="991"/>
   </w:num>
   <w:num w:numId="1005">
+    <w:abstractNumId w:val="991"/>
+  </w:num>
+  <w:num w:numId="1006">
     <w:abstractNumId w:val="99411"/>
     <w:lvlOverride w:ilvl="0">
       <w:startOverride w:val="1"/>
@@ -1549,10 +1688,10 @@
       <w:startOverride w:val="1"/>
     </w:lvlOverride>
   </w:num>
-  <w:num w:numId="1006">
+  <w:num w:numId="1007">
     <w:abstractNumId w:val="991"/>
   </w:num>
-  <w:num w:numId="1007">
+  <w:num w:numId="1008">
     <w:abstractNumId w:val="99411"/>
     <w:lvlOverride w:ilvl="0">
       <w:startOverride w:val="1"/>
@@ -1582,10 +1721,10 @@
       <w:startOverride w:val="1"/>
     </w:lvlOverride>
   </w:num>
-  <w:num w:numId="1008">
+  <w:num w:numId="1009">
     <w:abstractNumId w:val="991"/>
   </w:num>
-  <w:num w:numId="1009">
+  <w:num w:numId="1010">
     <w:abstractNumId w:val="991"/>
   </w:num>
 </w:numbering>

--- a/paper/SUBMISSION_CHECKLIST.docx
+++ b/paper/SUBMISSION_CHECKLIST.docx
@@ -175,7 +175,25 @@
         </w:numPr>
       </w:pPr>
       <w:r>
-        <w:t xml:space="preserve">OPEN: cut the v0.6.0 git tag/release (the paper references it); then the two submission clicks.</w:t>
+        <w:t xml:space="preserve">v0.6.0 tag and GitHub release cut (2026-09-09), published on main; the paper’s persistent</w:t>
+      </w:r>
+      <w:r>
+        <w:t xml:space="preserve"> </w:t>
+      </w:r>
+      <w:r>
+        <w:t xml:space="preserve">identifier https://github.com/odinzen/hephaestus-mqmqa-public/releases/tag/v0.6.0 resolves.</w:t>
+      </w:r>
+    </w:p>
+    <w:p>
+      <w:pPr>
+        <w:pStyle w:val="Compact"/>
+        <w:numPr>
+          <w:ilvl w:val="0"/>
+          <w:numId w:val="1001"/>
+        </w:numPr>
+      </w:pPr>
+      <w:r>
+        <w:t xml:space="preserve">OPEN: the two submission clicks (and refresh the desktop submission zip to v0.6.0).</w:t>
       </w:r>
     </w:p>
     <w:bookmarkEnd w:id="2323"/>

--- a/paper/SUBMISSION_CHECKLIST.docx
+++ b/paper/SUBMISSION_CHECKLIST.docx
@@ -193,7 +193,115 @@
         </w:numPr>
       </w:pPr>
       <w:r>
-        <w:t xml:space="preserve">OPEN: the two submission clicks (and refresh the desktop submission zip to v0.6.0).</w:t>
+        <w:t xml:space="preserve">Figure 1 (architecture) corrected to show .xtdb alongside .dat/.tdb/.utdb, caption updated.</w:t>
+      </w:r>
+    </w:p>
+    <w:p>
+      <w:pPr>
+        <w:pStyle w:val="Compact"/>
+        <w:numPr>
+          <w:ilvl w:val="0"/>
+          <w:numId w:val="1001"/>
+        </w:numPr>
+      </w:pPr>
+      <w:r>
+        <w:t xml:space="preserve">Submission-wide staleness pass across every artifact:</w:t>
+      </w:r>
+    </w:p>
+    <w:p>
+      <w:pPr>
+        <w:pStyle w:val="Compact"/>
+        <w:numPr>
+          <w:ilvl w:val="1"/>
+          <w:numId w:val="1002"/>
+        </w:numPr>
+      </w:pPr>
+      <w:r>
+        <w:t xml:space="preserve">Cover letter: four containers incl. XTDB third-generation; archive line v0.4.0 + Zenodo</w:t>
+      </w:r>
+      <w:r>
+        <w:t xml:space="preserve"> </w:t>
+      </w:r>
+      <w:r>
+        <w:t xml:space="preserve">replaced with release v0.6.0; letterhead/footer preserved (edited in place).</w:t>
+      </w:r>
+    </w:p>
+    <w:p>
+      <w:pPr>
+        <w:pStyle w:val="Compact"/>
+        <w:numPr>
+          <w:ilvl w:val="1"/>
+          <w:numId w:val="1002"/>
+        </w:numPr>
+      </w:pPr>
+      <w:r>
+        <w:t xml:space="preserve">Supplementary S1 primer: XTDB row + third-generation glossary entries added; the</w:t>
+      </w:r>
+      <w:r>
+        <w:t xml:space="preserve"> </w:t>
+      </w:r>
+      <w:r>
+        <w:t xml:space="preserve">third-generation card described in the file-loading section.</w:t>
+      </w:r>
+    </w:p>
+    <w:p>
+      <w:pPr>
+        <w:pStyle w:val="Compact"/>
+        <w:numPr>
+          <w:ilvl w:val="1"/>
+          <w:numId w:val="1002"/>
+        </w:numPr>
+      </w:pPr>
+      <w:r>
+        <w:t xml:space="preserve">Manuscript: residual counts fixed (132/137 -&gt; 142 tests;</w:t>
+      </w:r>
+      <w:r>
+        <w:t xml:space="preserve"> </w:t>
+      </w:r>
+      <w:r>
+        <w:t xml:space="preserve">“either of two dialects”</w:t>
+      </w:r>
+      <w:r>
+        <w:t xml:space="preserve"> </w:t>
+      </w:r>
+      <w:r>
+        <w:t xml:space="preserve">-&gt; any).</w:t>
+      </w:r>
+    </w:p>
+    <w:p>
+      <w:pPr>
+        <w:pStyle w:val="Compact"/>
+        <w:numPr>
+          <w:ilvl w:val="1"/>
+          <w:numId w:val="1002"/>
+        </w:numPr>
+      </w:pPr>
+      <w:r>
+        <w:t xml:space="preserve">Highlights file added (five points, &lt;=85 chars each), current at v0.6.0.</w:t>
+      </w:r>
+    </w:p>
+    <w:p>
+      <w:pPr>
+        <w:pStyle w:val="Compact"/>
+        <w:numPr>
+          <w:ilvl w:val="1"/>
+          <w:numId w:val="1002"/>
+        </w:numPr>
+      </w:pPr>
+      <w:r>
+        <w:t xml:space="preserve">Desktop submission zip rebuilt at v0.6.0 (now includes Highlights + fig10, 10 figures).</w:t>
+      </w:r>
+    </w:p>
+    <w:p>
+      <w:pPr>
+        <w:pStyle w:val="Compact"/>
+        <w:numPr>
+          <w:ilvl w:val="0"/>
+          <w:numId w:val="1001"/>
+        </w:numPr>
+      </w:pPr>
+      <w:r>
+        <w:t xml:space="preserve">OPEN: the two submission clicks.</w:t>
       </w:r>
     </w:p>
     <w:bookmarkEnd w:id="2323"/>
@@ -211,7 +319,7 @@
         <w:pStyle w:val="Compact"/>
         <w:numPr>
           <w:ilvl w:val="0"/>
-          <w:numId w:val="1002"/>
+          <w:numId w:val="1003"/>
         </w:numPr>
       </w:pPr>
       <w:r>
@@ -247,7 +355,7 @@
         <w:pStyle w:val="Compact"/>
         <w:numPr>
           <w:ilvl w:val="0"/>
-          <w:numId w:val="1002"/>
+          <w:numId w:val="1003"/>
         </w:numPr>
       </w:pPr>
       <w:r>
@@ -271,7 +379,7 @@
         <w:pStyle w:val="Compact"/>
         <w:numPr>
           <w:ilvl w:val="0"/>
-          <w:numId w:val="1002"/>
+          <w:numId w:val="1003"/>
         </w:numPr>
       </w:pPr>
       <w:r>
@@ -307,7 +415,7 @@
         <w:pStyle w:val="Compact"/>
         <w:numPr>
           <w:ilvl w:val="0"/>
-          <w:numId w:val="1002"/>
+          <w:numId w:val="1003"/>
         </w:numPr>
       </w:pPr>
       <w:r>
@@ -325,7 +433,7 @@
         <w:pStyle w:val="Compact"/>
         <w:numPr>
           <w:ilvl w:val="0"/>
-          <w:numId w:val="1002"/>
+          <w:numId w:val="1003"/>
         </w:numPr>
       </w:pPr>
       <w:r>
@@ -355,7 +463,7 @@
         <w:pStyle w:val="Compact"/>
         <w:numPr>
           <w:ilvl w:val="0"/>
-          <w:numId w:val="1002"/>
+          <w:numId w:val="1003"/>
         </w:numPr>
       </w:pPr>
       <w:r>
@@ -377,7 +485,7 @@
         <w:pStyle w:val="Compact"/>
         <w:numPr>
           <w:ilvl w:val="0"/>
-          <w:numId w:val="1003"/>
+          <w:numId w:val="1004"/>
         </w:numPr>
       </w:pPr>
       <w:r>
@@ -407,7 +515,7 @@
         <w:pStyle w:val="Compact"/>
         <w:numPr>
           <w:ilvl w:val="0"/>
-          <w:numId w:val="1003"/>
+          <w:numId w:val="1004"/>
         </w:numPr>
       </w:pPr>
       <w:r>
@@ -431,7 +539,7 @@
         <w:pStyle w:val="Compact"/>
         <w:numPr>
           <w:ilvl w:val="0"/>
-          <w:numId w:val="1003"/>
+          <w:numId w:val="1004"/>
         </w:numPr>
       </w:pPr>
       <w:r>
@@ -461,7 +569,7 @@
         <w:pStyle w:val="Compact"/>
         <w:numPr>
           <w:ilvl w:val="0"/>
-          <w:numId w:val="1003"/>
+          <w:numId w:val="1004"/>
         </w:numPr>
       </w:pPr>
       <w:r>
@@ -479,7 +587,7 @@
         <w:pStyle w:val="Compact"/>
         <w:numPr>
           <w:ilvl w:val="0"/>
-          <w:numId w:val="1003"/>
+          <w:numId w:val="1004"/>
         </w:numPr>
       </w:pPr>
       <w:r>
@@ -503,7 +611,7 @@
         <w:pStyle w:val="Compact"/>
         <w:numPr>
           <w:ilvl w:val="0"/>
-          <w:numId w:val="1003"/>
+          <w:numId w:val="1004"/>
         </w:numPr>
       </w:pPr>
       <w:r>
@@ -527,7 +635,7 @@
         <w:pStyle w:val="Compact"/>
         <w:numPr>
           <w:ilvl w:val="0"/>
-          <w:numId w:val="1003"/>
+          <w:numId w:val="1004"/>
         </w:numPr>
       </w:pPr>
       <w:r>
@@ -549,7 +657,7 @@
         <w:pStyle w:val="Compact"/>
         <w:numPr>
           <w:ilvl w:val="0"/>
-          <w:numId w:val="1004"/>
+          <w:numId w:val="1005"/>
         </w:numPr>
       </w:pPr>
       <w:r>
@@ -585,7 +693,7 @@
         <w:pStyle w:val="Compact"/>
         <w:numPr>
           <w:ilvl w:val="0"/>
-          <w:numId w:val="1004"/>
+          <w:numId w:val="1005"/>
         </w:numPr>
       </w:pPr>
       <w:r>
@@ -633,7 +741,7 @@
         <w:pStyle w:val="Compact"/>
         <w:numPr>
           <w:ilvl w:val="0"/>
-          <w:numId w:val="1004"/>
+          <w:numId w:val="1005"/>
         </w:numPr>
       </w:pPr>
       <w:r>
@@ -654,7 +762,7 @@
       <w:pPr>
         <w:numPr>
           <w:ilvl w:val="0"/>
-          <w:numId w:val="1005"/>
+          <w:numId w:val="1006"/>
         </w:numPr>
       </w:pPr>
       <w:r>
@@ -665,7 +773,7 @@
       <w:pPr>
         <w:numPr>
           <w:ilvl w:val="0"/>
-          <w:numId w:val="1005"/>
+          <w:numId w:val="1006"/>
         </w:numPr>
       </w:pPr>
       <w:r>
@@ -694,7 +802,7 @@
       <w:pPr>
         <w:numPr>
           <w:ilvl w:val="0"/>
-          <w:numId w:val="1005"/>
+          <w:numId w:val="1006"/>
         </w:numPr>
       </w:pPr>
       <w:r>
@@ -711,7 +819,7 @@
       <w:pPr>
         <w:numPr>
           <w:ilvl w:val="0"/>
-          <w:numId w:val="1005"/>
+          <w:numId w:val="1006"/>
         </w:numPr>
       </w:pPr>
       <w:r>
@@ -746,7 +854,7 @@
       <w:pPr>
         <w:numPr>
           <w:ilvl w:val="0"/>
-          <w:numId w:val="1005"/>
+          <w:numId w:val="1006"/>
         </w:numPr>
       </w:pPr>
       <w:r>
@@ -792,7 +900,7 @@
         <w:pStyle w:val="Compact"/>
         <w:numPr>
           <w:ilvl w:val="0"/>
-          <w:numId w:val="1006"/>
+          <w:numId w:val="1007"/>
         </w:numPr>
       </w:pPr>
       <w:r>
@@ -844,7 +952,7 @@
         <w:pStyle w:val="Compact"/>
         <w:numPr>
           <w:ilvl w:val="0"/>
-          <w:numId w:val="1006"/>
+          <w:numId w:val="1007"/>
         </w:numPr>
       </w:pPr>
       <w:r>
@@ -872,7 +980,7 @@
         <w:pStyle w:val="Compact"/>
         <w:numPr>
           <w:ilvl w:val="0"/>
-          <w:numId w:val="1006"/>
+          <w:numId w:val="1007"/>
         </w:numPr>
       </w:pPr>
       <w:r>
@@ -924,7 +1032,7 @@
         <w:pStyle w:val="Compact"/>
         <w:numPr>
           <w:ilvl w:val="0"/>
-          <w:numId w:val="1007"/>
+          <w:numId w:val="1008"/>
         </w:numPr>
       </w:pPr>
       <w:r>
@@ -936,7 +1044,7 @@
         <w:pStyle w:val="Compact"/>
         <w:numPr>
           <w:ilvl w:val="0"/>
-          <w:numId w:val="1007"/>
+          <w:numId w:val="1008"/>
         </w:numPr>
       </w:pPr>
       <w:r>
@@ -948,7 +1056,7 @@
         <w:pStyle w:val="Compact"/>
         <w:numPr>
           <w:ilvl w:val="0"/>
-          <w:numId w:val="1007"/>
+          <w:numId w:val="1008"/>
         </w:numPr>
       </w:pPr>
       <w:r>
@@ -972,7 +1080,7 @@
         <w:pStyle w:val="Compact"/>
         <w:numPr>
           <w:ilvl w:val="0"/>
-          <w:numId w:val="1007"/>
+          <w:numId w:val="1008"/>
         </w:numPr>
       </w:pPr>
       <w:r>
@@ -1014,7 +1122,7 @@
         <w:pStyle w:val="Compact"/>
         <w:numPr>
           <w:ilvl w:val="0"/>
-          <w:numId w:val="1007"/>
+          <w:numId w:val="1008"/>
         </w:numPr>
       </w:pPr>
       <w:r>
@@ -1042,7 +1150,7 @@
         <w:pStyle w:val="Compact"/>
         <w:numPr>
           <w:ilvl w:val="0"/>
-          <w:numId w:val="1008"/>
+          <w:numId w:val="1009"/>
         </w:numPr>
       </w:pPr>
       <w:r>
@@ -1097,7 +1205,7 @@
         <w:pStyle w:val="Compact"/>
         <w:numPr>
           <w:ilvl w:val="0"/>
-          <w:numId w:val="1008"/>
+          <w:numId w:val="1009"/>
         </w:numPr>
       </w:pPr>
       <w:r>
@@ -1125,7 +1233,7 @@
         <w:pStyle w:val="Compact"/>
         <w:numPr>
           <w:ilvl w:val="0"/>
-          <w:numId w:val="1008"/>
+          <w:numId w:val="1009"/>
         </w:numPr>
       </w:pPr>
       <w:r>
@@ -1165,7 +1273,7 @@
         <w:pStyle w:val="Compact"/>
         <w:numPr>
           <w:ilvl w:val="0"/>
-          <w:numId w:val="1008"/>
+          <w:numId w:val="1009"/>
         </w:numPr>
       </w:pPr>
       <w:r>
@@ -1197,7 +1305,7 @@
         <w:pStyle w:val="Compact"/>
         <w:numPr>
           <w:ilvl w:val="0"/>
-          <w:numId w:val="1009"/>
+          <w:numId w:val="1010"/>
         </w:numPr>
       </w:pPr>
       <w:r>
@@ -1227,7 +1335,7 @@
         <w:pStyle w:val="Compact"/>
         <w:numPr>
           <w:ilvl w:val="0"/>
-          <w:numId w:val="1009"/>
+          <w:numId w:val="1010"/>
         </w:numPr>
       </w:pPr>
       <w:r>
@@ -1239,7 +1347,7 @@
         <w:pStyle w:val="Compact"/>
         <w:numPr>
           <w:ilvl w:val="0"/>
-          <w:numId w:val="1009"/>
+          <w:numId w:val="1010"/>
         </w:numPr>
       </w:pPr>
       <w:r>
@@ -1251,7 +1359,7 @@
         <w:pStyle w:val="Compact"/>
         <w:numPr>
           <w:ilvl w:val="0"/>
-          <w:numId w:val="1009"/>
+          <w:numId w:val="1010"/>
         </w:numPr>
       </w:pPr>
       <w:r>
@@ -1263,7 +1371,7 @@
         <w:pStyle w:val="Compact"/>
         <w:numPr>
           <w:ilvl w:val="0"/>
-          <w:numId w:val="1009"/>
+          <w:numId w:val="1010"/>
         </w:numPr>
       </w:pPr>
       <w:r>
@@ -1275,7 +1383,7 @@
         <w:pStyle w:val="Compact"/>
         <w:numPr>
           <w:ilvl w:val="0"/>
-          <w:numId w:val="1009"/>
+          <w:numId w:val="1010"/>
         </w:numPr>
       </w:pPr>
       <w:r>
@@ -1287,7 +1395,7 @@
         <w:pStyle w:val="Compact"/>
         <w:numPr>
           <w:ilvl w:val="0"/>
-          <w:numId w:val="1009"/>
+          <w:numId w:val="1010"/>
         </w:numPr>
       </w:pPr>
       <w:r>
@@ -1315,7 +1423,7 @@
         <w:pStyle w:val="Compact"/>
         <w:numPr>
           <w:ilvl w:val="0"/>
-          <w:numId w:val="1010"/>
+          <w:numId w:val="1011"/>
         </w:numPr>
       </w:pPr>
       <w:r>
@@ -1333,7 +1441,7 @@
         <w:pStyle w:val="Compact"/>
         <w:numPr>
           <w:ilvl w:val="0"/>
-          <w:numId w:val="1010"/>
+          <w:numId w:val="1011"/>
         </w:numPr>
       </w:pPr>
       <w:r>
@@ -1345,7 +1453,7 @@
         <w:pStyle w:val="Compact"/>
         <w:numPr>
           <w:ilvl w:val="0"/>
-          <w:numId w:val="1010"/>
+          <w:numId w:val="1011"/>
         </w:numPr>
       </w:pPr>
       <w:r>
@@ -1677,6 +1785,9 @@
     <w:abstractNumId w:val="991"/>
   </w:num>
   <w:num w:numId="1006">
+    <w:abstractNumId w:val="991"/>
+  </w:num>
+  <w:num w:numId="1007">
     <w:abstractNumId w:val="99411"/>
     <w:lvlOverride w:ilvl="0">
       <w:startOverride w:val="1"/>
@@ -1706,10 +1817,10 @@
       <w:startOverride w:val="1"/>
     </w:lvlOverride>
   </w:num>
-  <w:num w:numId="1007">
+  <w:num w:numId="1008">
     <w:abstractNumId w:val="991"/>
   </w:num>
-  <w:num w:numId="1008">
+  <w:num w:numId="1009">
     <w:abstractNumId w:val="99411"/>
     <w:lvlOverride w:ilvl="0">
       <w:startOverride w:val="1"/>
@@ -1739,10 +1850,10 @@
       <w:startOverride w:val="1"/>
     </w:lvlOverride>
   </w:num>
-  <w:num w:numId="1009">
+  <w:num w:numId="1010">
     <w:abstractNumId w:val="991"/>
   </w:num>
-  <w:num w:numId="1010">
+  <w:num w:numId="1011">
     <w:abstractNumId w:val="991"/>
   </w:num>
 </w:numbering>
